--- a/26-10-24/三款App固定48px屏幕识读调研报告.docx
+++ b/26-10-24/三款App固定48px屏幕识读调研报告.docx
@@ -4,7 +4,7 @@
   <w:body>
     <w:p>
       <w:pPr>
-        <w:pStyle w:val="5"/>
+        <w:pStyle w:val="6"/>
         <w:keepNext/>
         <w:keepLines/>
         <w:snapToGrid w:val="0"/>
@@ -13,7 +13,7 @@
       </w:pPr>
       <w:r>
         <w:rPr>
-          <w:rFonts w:ascii="Arial" w:hAnsi="Arial" w:eastAsia="Hiragino Sans GB"/>
+          <w:rFonts w:ascii="宋体" w:hAnsi="宋体" w:eastAsia="宋体" w:cs="宋体"/>
           <w:b/>
           <w:sz w:val="32"/>
           <w:szCs w:val="32"/>
@@ -29,13 +29,13 @@
         <w:snapToGrid w:val="0"/>
         <w:spacing w:before="0" w:after="50" w:line="276" w:lineRule="auto"/>
         <w:rPr>
-          <w:rFonts w:hint="default"/>
+          <w:rFonts w:hint="default" w:ascii="宋体" w:hAnsi="宋体" w:eastAsia="宋体" w:cs="宋体"/>
           <w:lang w:val="en-US"/>
         </w:rPr>
       </w:pPr>
       <w:r>
         <w:rPr>
-          <w:rFonts w:ascii="Arial" w:hAnsi="Arial" w:eastAsia="Hiragino Sans GB"/>
+          <w:rFonts w:ascii="宋体" w:hAnsi="宋体" w:eastAsia="宋体" w:cs="宋体"/>
           <w:color w:val="30C0B4" w:themeColor="accent5"/>
           <w:sz w:val="22"/>
           <w:szCs w:val="22"/>
@@ -50,7 +50,7 @@
       </w:r>
       <w:r>
         <w:rPr>
-          <w:rFonts w:hint="eastAsia" w:ascii="Arial" w:hAnsi="Arial" w:eastAsia="Hiragino Sans GB"/>
+          <w:rFonts w:hint="eastAsia" w:ascii="宋体" w:hAnsi="宋体" w:eastAsia="宋体" w:cs="宋体"/>
           <w:color w:val="30C0B4" w:themeColor="accent5"/>
           <w:sz w:val="22"/>
           <w:szCs w:val="22"/>
@@ -73,7 +73,7 @@
       </w:pPr>
       <w:r>
         <w:rPr>
-          <w:rFonts w:ascii="Arial" w:hAnsi="Arial" w:eastAsia="Hiragino Sans GB"/>
+          <w:rFonts w:ascii="宋体" w:hAnsi="宋体" w:eastAsia="宋体" w:cs="宋体"/>
           <w:sz w:val="20"/>
           <w:szCs w:val="20"/>
           <w:lang w:val="en-US" w:eastAsia="zh-CN"/>
@@ -82,7 +82,7 @@
       </w:r>
       <w:r>
         <w:rPr>
-          <w:rFonts w:hint="eastAsia" w:ascii="Arial" w:hAnsi="Arial" w:eastAsia="Hiragino Sans GB"/>
+          <w:rFonts w:hint="eastAsia" w:ascii="宋体" w:hAnsi="宋体" w:eastAsia="宋体" w:cs="宋体"/>
           <w:sz w:val="20"/>
           <w:szCs w:val="20"/>
           <w:lang w:val="en-US" w:eastAsia="zh-CN"/>
@@ -91,7 +91,7 @@
       </w:r>
       <w:r>
         <w:rPr>
-          <w:rFonts w:hint="default" w:ascii="Arial" w:hAnsi="Arial" w:eastAsia="Hiragino Sans GB"/>
+          <w:rFonts w:hint="default" w:ascii="宋体" w:hAnsi="宋体" w:eastAsia="宋体" w:cs="宋体"/>
           <w:sz w:val="20"/>
           <w:szCs w:val="20"/>
           <w:lang w:val="en-US" w:eastAsia="zh-CN"/>
@@ -100,7 +100,7 @@
       </w:r>
       <w:r>
         <w:rPr>
-          <w:rFonts w:ascii="Arial" w:hAnsi="Arial" w:eastAsia="Hiragino Sans GB"/>
+          <w:rFonts w:ascii="宋体" w:hAnsi="宋体" w:eastAsia="宋体" w:cs="宋体"/>
           <w:sz w:val="20"/>
           <w:szCs w:val="20"/>
           <w:lang w:val="en-US" w:eastAsia="zh-CN"/>
@@ -109,7 +109,7 @@
       </w:r>
       <w:r>
         <w:rPr>
-          <w:rFonts w:hint="eastAsia" w:ascii="Arial" w:hAnsi="Arial" w:eastAsia="Hiragino Sans GB"/>
+          <w:rFonts w:hint="eastAsia" w:ascii="宋体" w:hAnsi="宋体" w:eastAsia="宋体" w:cs="宋体"/>
           <w:sz w:val="20"/>
           <w:szCs w:val="20"/>
           <w:lang w:val="en-US" w:eastAsia="zh-CN"/>
@@ -118,7 +118,7 @@
       </w:r>
       <w:r>
         <w:rPr>
-          <w:rFonts w:ascii="Arial" w:hAnsi="Arial" w:eastAsia="Hiragino Sans GB"/>
+          <w:rFonts w:ascii="宋体" w:hAnsi="宋体" w:eastAsia="宋体" w:cs="宋体"/>
           <w:sz w:val="20"/>
           <w:szCs w:val="20"/>
           <w:lang w:val="en-US" w:eastAsia="zh-CN"/>
@@ -131,10 +131,16 @@
         <w:keepLines/>
         <w:snapToGrid w:val="0"/>
         <w:spacing w:before="0" w:after="90" w:line="276" w:lineRule="auto"/>
-      </w:pPr>
-      <w:r>
-        <w:rPr>
-          <w:rFonts w:ascii="Arial" w:hAnsi="Arial" w:eastAsia="Hiragino Sans GB"/>
+        <w:rPr>
+          <w:rFonts w:ascii="宋体" w:hAnsi="宋体" w:eastAsia="宋体" w:cs="宋体"/>
+          <w:sz w:val="20"/>
+          <w:szCs w:val="20"/>
+          <w:lang w:val="en-US" w:eastAsia="zh-CN"/>
+        </w:rPr>
+      </w:pPr>
+      <w:r>
+        <w:rPr>
+          <w:rFonts w:ascii="宋体" w:hAnsi="宋体" w:eastAsia="宋体" w:cs="宋体"/>
           <w:sz w:val="20"/>
           <w:szCs w:val="20"/>
           <w:lang w:val="en-US" w:eastAsia="zh-CN"/>
@@ -144,6 +150,28 @@
     </w:p>
     <w:p>
       <w:pPr>
+        <w:keepLines/>
+        <w:snapToGrid w:val="0"/>
+        <w:spacing w:before="0" w:after="90" w:line="276" w:lineRule="auto"/>
+        <w:rPr>
+          <w:rFonts w:hint="default" w:ascii="宋体" w:hAnsi="宋体" w:eastAsia="宋体" w:cs="宋体"/>
+          <w:sz w:val="20"/>
+          <w:szCs w:val="20"/>
+          <w:lang w:val="en-US" w:eastAsia="zh-CN"/>
+        </w:rPr>
+      </w:pPr>
+      <w:r>
+        <w:rPr>
+          <w:rFonts w:hint="eastAsia" w:ascii="宋体" w:hAnsi="宋体" w:eastAsia="宋体" w:cs="宋体"/>
+          <w:sz w:val="20"/>
+          <w:szCs w:val="20"/>
+          <w:lang w:val="en-US" w:eastAsia="zh-CN"/>
+        </w:rPr>
+        <w:t>实验设备：小米MIX4，LineageOS（Android 16）</w:t>
+      </w:r>
+    </w:p>
+    <w:p>
+      <w:pPr>
         <w:keepNext/>
         <w:keepLines/>
         <w:snapToGrid w:val="0"/>
@@ -151,7 +179,7 @@
       </w:pPr>
       <w:r>
         <w:rPr>
-          <w:rFonts w:ascii="Arial" w:hAnsi="Arial" w:eastAsia="Hiragino Sans GB"/>
+          <w:rFonts w:ascii="宋体" w:hAnsi="宋体" w:eastAsia="宋体" w:cs="宋体"/>
           <w:color w:val="30C0B4" w:themeColor="accent5"/>
           <w:sz w:val="22"/>
           <w:szCs w:val="22"/>
@@ -174,7 +202,7 @@
       </w:pPr>
       <w:r>
         <w:rPr>
-          <w:rFonts w:ascii="Arial" w:hAnsi="Arial" w:eastAsia="Hiragino Sans GB"/>
+          <w:rFonts w:ascii="宋体" w:hAnsi="宋体" w:eastAsia="宋体" w:cs="宋体"/>
           <w:color w:val="C81D31" w:themeColor="accent6" w:themeShade="BF"/>
           <w:kern w:val="0"/>
           <w:sz w:val="22"/>
@@ -193,32 +221,54 @@
       </w:pPr>
       <w:r>
         <w:rPr>
-          <w:rFonts w:ascii="Arial" w:hAnsi="Arial" w:eastAsia="Hiragino Sans GB"/>
+          <w:rFonts w:ascii="宋体" w:hAnsi="宋体" w:eastAsia="宋体" w:cs="宋体"/>
           <w:color w:val="C81D31" w:themeColor="accent6" w:themeShade="BF"/>
           <w:kern w:val="0"/>
           <w:sz w:val="22"/>
           <w:szCs w:val="22"/>
           <w:lang w:val="en-US" w:eastAsia="zh-CN" w:bidi="ar"/>
         </w:rPr>
-        <w:t>Perplexity：中文 g14，英文 g8；手工实验与复测</w:t>
-      </w:r>
-    </w:p>
-    <w:p>
-      <w:pPr>
-        <w:keepNext/>
-        <w:keepLines/>
-        <w:snapToGrid w:val="0"/>
-        <w:spacing w:before="0" w:after="50" w:line="276" w:lineRule="auto"/>
-      </w:pPr>
-      <w:r>
-        <w:rPr>
-          <w:rFonts w:ascii="Arial" w:hAnsi="Arial" w:eastAsia="Hiragino Sans GB"/>
+        <w:t>Perplexity：中文 g14，英文 g</w:t>
+      </w:r>
+      <w:r>
+        <w:rPr>
+          <w:rFonts w:hint="eastAsia" w:ascii="宋体" w:hAnsi="宋体" w:eastAsia="宋体" w:cs="宋体"/>
           <w:color w:val="C81D31" w:themeColor="accent6" w:themeShade="BF"/>
           <w:kern w:val="0"/>
           <w:sz w:val="22"/>
           <w:szCs w:val="22"/>
           <w:lang w:val="en-US" w:eastAsia="zh-CN" w:bidi="ar"/>
         </w:rPr>
+        <w:t>9</w:t>
+      </w:r>
+      <w:r>
+        <w:rPr>
+          <w:rFonts w:ascii="宋体" w:hAnsi="宋体" w:eastAsia="宋体" w:cs="宋体"/>
+          <w:color w:val="C81D31" w:themeColor="accent6" w:themeShade="BF"/>
+          <w:kern w:val="0"/>
+          <w:sz w:val="22"/>
+          <w:szCs w:val="22"/>
+          <w:lang w:val="en-US" w:eastAsia="zh-CN" w:bidi="ar"/>
+        </w:rPr>
+        <w:t>；手工实验与复测</w:t>
+      </w:r>
+    </w:p>
+    <w:p>
+      <w:pPr>
+        <w:keepNext/>
+        <w:keepLines/>
+        <w:snapToGrid w:val="0"/>
+        <w:spacing w:before="0" w:after="50" w:line="276" w:lineRule="auto"/>
+      </w:pPr>
+      <w:r>
+        <w:rPr>
+          <w:rFonts w:ascii="宋体" w:hAnsi="宋体" w:eastAsia="宋体" w:cs="宋体"/>
+          <w:color w:val="C81D31" w:themeColor="accent6" w:themeShade="BF"/>
+          <w:kern w:val="0"/>
+          <w:sz w:val="22"/>
+          <w:szCs w:val="22"/>
+          <w:lang w:val="en-US" w:eastAsia="zh-CN" w:bidi="ar"/>
+        </w:rPr>
         <w:t>Orbit：中文 g13，英文 g6；自动化复用既定流程</w:t>
       </w:r>
     </w:p>
@@ -230,13 +280,13 @@
         <w:snapToGrid w:val="0"/>
         <w:spacing w:before="180" w:after="180" w:line="276" w:lineRule="auto"/>
         <w:rPr>
-          <w:rFonts w:hint="eastAsia" w:eastAsia="Hiragino Sans GB"/>
-          <w:lang w:val="en-US" w:eastAsia="zh-CN"/>
-        </w:rPr>
-      </w:pPr>
-      <w:r>
-        <w:rPr>
-          <w:rFonts w:hint="eastAsia"/>
+          <w:rFonts w:hint="eastAsia" w:ascii="宋体" w:hAnsi="宋体" w:eastAsia="宋体" w:cs="宋体"/>
+          <w:lang w:val="en-US" w:eastAsia="zh-CN"/>
+        </w:rPr>
+      </w:pPr>
+      <w:r>
+        <w:rPr>
+          <w:rFonts w:hint="eastAsia" w:ascii="宋体" w:hAnsi="宋体" w:eastAsia="宋体" w:cs="宋体"/>
           <w:b/>
           <w:color w:val="000000"/>
           <w:sz w:val="26"/>
@@ -247,7 +297,7 @@
       </w:r>
       <w:r>
         <w:rPr>
-          <w:rFonts w:ascii="Arial" w:hAnsi="Arial" w:eastAsia="Hiragino Sans GB"/>
+          <w:rFonts w:ascii="宋体" w:hAnsi="宋体" w:eastAsia="宋体" w:cs="宋体"/>
           <w:b/>
           <w:color w:val="000000"/>
           <w:sz w:val="26"/>
@@ -257,7 +307,7 @@
       </w:r>
       <w:r>
         <w:rPr>
-          <w:rFonts w:hint="eastAsia"/>
+          <w:rFonts w:hint="eastAsia" w:ascii="宋体" w:hAnsi="宋体" w:eastAsia="宋体" w:cs="宋体"/>
           <w:b/>
           <w:color w:val="000000"/>
           <w:sz w:val="26"/>
@@ -273,15 +323,15 @@
         <w:snapToGrid w:val="0"/>
         <w:spacing w:before="0" w:after="90" w:line="276" w:lineRule="auto"/>
         <w:rPr>
-          <w:rFonts w:hint="eastAsia" w:ascii="Arial" w:hAnsi="Arial" w:eastAsia="Hiragino Sans GB"/>
-          <w:sz w:val="20"/>
-          <w:szCs w:val="20"/>
-          <w:lang w:val="en-US" w:eastAsia="zh-CN"/>
-        </w:rPr>
-      </w:pPr>
-      <w:r>
-        <w:rPr>
-          <w:rFonts w:ascii="Arial" w:hAnsi="Arial" w:eastAsia="Hiragino Sans GB"/>
+          <w:rFonts w:hint="eastAsia" w:ascii="宋体" w:hAnsi="宋体" w:eastAsia="宋体" w:cs="宋体"/>
+          <w:sz w:val="20"/>
+          <w:szCs w:val="20"/>
+          <w:lang w:val="en-US" w:eastAsia="zh-CN"/>
+        </w:rPr>
+      </w:pPr>
+      <w:r>
+        <w:rPr>
+          <w:rFonts w:ascii="宋体" w:hAnsi="宋体" w:eastAsia="宋体" w:cs="宋体"/>
           <w:sz w:val="20"/>
           <w:szCs w:val="20"/>
           <w:lang w:val="en-US" w:eastAsia="zh-CN"/>
@@ -290,16 +340,16 @@
       </w:r>
       <w:r>
         <w:rPr>
-          <w:rFonts w:hint="eastAsia" w:ascii="Arial" w:hAnsi="Arial" w:eastAsia="Hiragino Sans GB"/>
-          <w:sz w:val="20"/>
-          <w:szCs w:val="20"/>
-          <w:lang w:val="en-US" w:eastAsia="zh-CN"/>
-        </w:rPr>
-        <w:t>48px大小的人眼可见正常字号，</w:t>
-      </w:r>
-      <w:r>
-        <w:rPr>
-          <w:rFonts w:ascii="Arial" w:hAnsi="Arial" w:eastAsia="Hiragino Sans GB"/>
+          <w:rFonts w:hint="eastAsia" w:ascii="宋体" w:hAnsi="宋体" w:eastAsia="宋体" w:cs="宋体"/>
+          <w:sz w:val="20"/>
+          <w:szCs w:val="20"/>
+          <w:lang w:val="en-US" w:eastAsia="zh-CN"/>
+        </w:rPr>
+        <w:t>48px大小，</w:t>
+      </w:r>
+      <w:r>
+        <w:rPr>
+          <w:rFonts w:ascii="宋体" w:hAnsi="宋体" w:eastAsia="宋体" w:cs="宋体"/>
           <w:sz w:val="20"/>
           <w:szCs w:val="20"/>
           <w:lang w:val="en-US" w:eastAsia="zh-CN"/>
@@ -308,7 +358,7 @@
       </w:r>
       <w:r>
         <w:rPr>
-          <w:rFonts w:hint="eastAsia" w:ascii="Arial" w:hAnsi="Arial" w:eastAsia="Hiragino Sans GB"/>
+          <w:rFonts w:hint="eastAsia" w:ascii="宋体" w:hAnsi="宋体" w:eastAsia="宋体" w:cs="宋体"/>
           <w:sz w:val="20"/>
           <w:szCs w:val="20"/>
           <w:lang w:val="en-US" w:eastAsia="zh-CN"/>
@@ -322,22 +372,22 @@
         <w:snapToGrid w:val="0"/>
         <w:spacing w:before="0" w:after="90" w:line="276" w:lineRule="auto"/>
         <w:rPr>
-          <w:rFonts w:hint="default" w:ascii="Arial" w:hAnsi="Arial" w:eastAsia="Hiragino Sans GB"/>
-          <w:sz w:val="20"/>
-          <w:szCs w:val="20"/>
-          <w:lang w:val="en-US" w:eastAsia="zh-CN"/>
-        </w:rPr>
-      </w:pPr>
-    </w:p>
-    <w:p>
-      <w:pPr>
-        <w:keepLines/>
-        <w:snapToGrid w:val="0"/>
-        <w:spacing w:before="0" w:after="90" w:line="276" w:lineRule="auto"/>
-      </w:pPr>
-      <w:r>
-        <w:rPr>
-          <w:rFonts w:hint="eastAsia" w:ascii="Arial" w:hAnsi="Arial" w:eastAsia="Hiragino Sans GB"/>
+          <w:rFonts w:hint="default" w:ascii="宋体" w:hAnsi="宋体" w:eastAsia="宋体" w:cs="宋体"/>
+          <w:sz w:val="20"/>
+          <w:szCs w:val="20"/>
+          <w:lang w:val="en-US" w:eastAsia="zh-CN"/>
+        </w:rPr>
+      </w:pPr>
+    </w:p>
+    <w:p>
+      <w:pPr>
+        <w:keepLines/>
+        <w:snapToGrid w:val="0"/>
+        <w:spacing w:before="0" w:after="90" w:line="276" w:lineRule="auto"/>
+      </w:pPr>
+      <w:r>
+        <w:rPr>
+          <w:rFonts w:hint="eastAsia" w:ascii="宋体" w:hAnsi="宋体" w:eastAsia="宋体" w:cs="宋体"/>
           <w:sz w:val="20"/>
           <w:szCs w:val="20"/>
           <w:lang w:val="en-US" w:eastAsia="zh-CN"/>
@@ -346,7 +396,7 @@
       </w:r>
       <w:r>
         <w:rPr>
-          <w:rFonts w:ascii="Arial" w:hAnsi="Arial" w:eastAsia="Hiragino Sans GB"/>
+          <w:rFonts w:ascii="宋体" w:hAnsi="宋体" w:eastAsia="宋体" w:cs="宋体"/>
           <w:sz w:val="20"/>
           <w:szCs w:val="20"/>
           <w:lang w:val="en-US" w:eastAsia="zh-CN"/>
@@ -355,7 +405,7 @@
       </w:r>
       <w:r>
         <w:rPr>
-          <w:rFonts w:hint="eastAsia" w:ascii="Arial" w:hAnsi="Arial" w:eastAsia="Hiragino Sans GB"/>
+          <w:rFonts w:hint="eastAsia" w:ascii="宋体" w:hAnsi="宋体" w:eastAsia="宋体" w:cs="宋体"/>
           <w:sz w:val="20"/>
           <w:szCs w:val="20"/>
           <w:lang w:val="en-US" w:eastAsia="zh-CN"/>
@@ -364,7 +414,7 @@
       </w:r>
       <w:r>
         <w:rPr>
-          <w:rFonts w:ascii="Arial" w:hAnsi="Arial" w:eastAsia="Hiragino Sans GB"/>
+          <w:rFonts w:ascii="宋体" w:hAnsi="宋体" w:eastAsia="宋体" w:cs="宋体"/>
           <w:sz w:val="20"/>
           <w:szCs w:val="20"/>
           <w:lang w:val="en-US" w:eastAsia="zh-CN"/>
@@ -378,15 +428,15 @@
         <w:snapToGrid w:val="0"/>
         <w:spacing w:before="0" w:after="90" w:line="276" w:lineRule="auto"/>
         <w:rPr>
-          <w:rFonts w:ascii="Arial" w:hAnsi="Arial" w:eastAsia="Hiragino Sans GB"/>
-          <w:sz w:val="20"/>
-          <w:szCs w:val="20"/>
-          <w:lang w:val="en-US" w:eastAsia="zh-CN"/>
-        </w:rPr>
-      </w:pPr>
-      <w:r>
-        <w:rPr>
-          <w:rFonts w:hint="eastAsia" w:ascii="Arial" w:hAnsi="Arial" w:eastAsia="Hiragino Sans GB"/>
+          <w:rFonts w:ascii="宋体" w:hAnsi="宋体" w:eastAsia="宋体" w:cs="宋体"/>
+          <w:sz w:val="20"/>
+          <w:szCs w:val="20"/>
+          <w:lang w:val="en-US" w:eastAsia="zh-CN"/>
+        </w:rPr>
+      </w:pPr>
+      <w:r>
+        <w:rPr>
+          <w:rFonts w:hint="eastAsia" w:ascii="宋体" w:hAnsi="宋体" w:eastAsia="宋体" w:cs="宋体"/>
           <w:sz w:val="20"/>
           <w:szCs w:val="20"/>
           <w:lang w:val="en-US" w:eastAsia="zh-CN"/>
@@ -395,7 +445,7 @@
       </w:r>
       <w:r>
         <w:rPr>
-          <w:rFonts w:ascii="Arial" w:hAnsi="Arial" w:eastAsia="Hiragino Sans GB"/>
+          <w:rFonts w:ascii="宋体" w:hAnsi="宋体" w:eastAsia="宋体" w:cs="宋体"/>
           <w:sz w:val="20"/>
           <w:szCs w:val="20"/>
           <w:lang w:val="en-US" w:eastAsia="zh-CN"/>
@@ -404,7 +454,7 @@
       </w:r>
       <w:r>
         <w:rPr>
-          <w:rFonts w:hint="eastAsia" w:ascii="Arial" w:hAnsi="Arial" w:eastAsia="Hiragino Sans GB"/>
+          <w:rFonts w:hint="eastAsia" w:ascii="宋体" w:hAnsi="宋体" w:eastAsia="宋体" w:cs="宋体"/>
           <w:sz w:val="20"/>
           <w:szCs w:val="20"/>
           <w:lang w:val="en-US" w:eastAsia="zh-CN"/>
@@ -413,7 +463,7 @@
       </w:r>
       <w:r>
         <w:rPr>
-          <w:rFonts w:ascii="Arial" w:hAnsi="Arial" w:eastAsia="Hiragino Sans GB"/>
+          <w:rFonts w:ascii="宋体" w:hAnsi="宋体" w:eastAsia="宋体" w:cs="宋体"/>
           <w:sz w:val="20"/>
           <w:szCs w:val="20"/>
           <w:lang w:val="en-US" w:eastAsia="zh-CN"/>
@@ -427,15 +477,15 @@
         <w:snapToGrid w:val="0"/>
         <w:spacing w:before="0" w:after="90" w:line="276" w:lineRule="auto"/>
         <w:rPr>
-          <w:rFonts w:hint="default" w:ascii="Arial" w:hAnsi="Arial" w:eastAsia="Hiragino Sans GB"/>
-          <w:sz w:val="20"/>
-          <w:szCs w:val="20"/>
-          <w:lang w:val="en-US" w:eastAsia="zh-CN"/>
-        </w:rPr>
-      </w:pPr>
-      <w:r>
-        <w:rPr>
-          <w:rFonts w:ascii="Arial" w:hAnsi="Arial" w:eastAsia="Hiragino Sans GB"/>
+          <w:rFonts w:hint="default" w:ascii="宋体" w:hAnsi="宋体" w:eastAsia="宋体" w:cs="宋体"/>
+          <w:sz w:val="20"/>
+          <w:szCs w:val="20"/>
+          <w:lang w:val="en-US" w:eastAsia="zh-CN"/>
+        </w:rPr>
+      </w:pPr>
+      <w:r>
+        <w:rPr>
+          <w:rFonts w:ascii="宋体" w:hAnsi="宋体" w:eastAsia="宋体" w:cs="宋体"/>
           <w:sz w:val="20"/>
           <w:szCs w:val="20"/>
           <w:lang w:val="en-US" w:eastAsia="zh-CN"/>
@@ -444,7 +494,7 @@
       </w:r>
       <w:r>
         <w:rPr>
-          <w:rFonts w:hint="eastAsia" w:ascii="Arial" w:hAnsi="Arial" w:eastAsia="Hiragino Sans GB"/>
+          <w:rFonts w:hint="eastAsia" w:ascii="宋体" w:hAnsi="宋体" w:eastAsia="宋体" w:cs="宋体"/>
           <w:sz w:val="20"/>
           <w:szCs w:val="20"/>
           <w:lang w:val="en-US" w:eastAsia="zh-CN"/>
@@ -453,7 +503,7 @@
       </w:r>
       <w:r>
         <w:rPr>
-          <w:rFonts w:hint="default" w:ascii="Arial" w:hAnsi="Arial" w:eastAsia="Hiragino Sans GB"/>
+          <w:rFonts w:hint="default" w:ascii="宋体" w:hAnsi="宋体" w:eastAsia="宋体" w:cs="宋体"/>
           <w:sz w:val="20"/>
           <w:szCs w:val="20"/>
           <w:lang w:val="en-US" w:eastAsia="zh-CN"/>
@@ -467,7 +517,125 @@
         <w:snapToGrid w:val="0"/>
         <w:spacing w:before="0" w:after="90" w:line="276" w:lineRule="auto"/>
         <w:rPr>
-          <w:rFonts w:hint="default" w:ascii="Arial" w:hAnsi="Arial" w:eastAsia="Hiragino Sans GB"/>
+          <w:rFonts w:hint="default" w:ascii="宋体" w:hAnsi="宋体" w:eastAsia="宋体" w:cs="宋体"/>
+          <w:sz w:val="20"/>
+          <w:szCs w:val="20"/>
+          <w:lang w:val="en-US" w:eastAsia="zh-CN"/>
+        </w:rPr>
+      </w:pPr>
+    </w:p>
+    <w:p>
+      <w:pPr>
+        <w:keepLines/>
+        <w:snapToGrid w:val="0"/>
+        <w:spacing w:before="0" w:after="90" w:line="276" w:lineRule="auto"/>
+        <w:rPr>
+          <w:rFonts w:hint="eastAsia" w:ascii="宋体" w:hAnsi="宋体" w:eastAsia="宋体" w:cs="宋体"/>
+          <w:b/>
+          <w:bCs/>
+          <w:sz w:val="26"/>
+          <w:szCs w:val="26"/>
+          <w:lang w:val="en-US" w:eastAsia="zh-CN"/>
+        </w:rPr>
+      </w:pPr>
+      <w:r>
+        <w:rPr>
+          <w:rFonts w:hint="eastAsia" w:ascii="宋体" w:hAnsi="宋体" w:eastAsia="宋体" w:cs="宋体"/>
+          <w:b/>
+          <w:bCs/>
+          <w:sz w:val="26"/>
+          <w:szCs w:val="26"/>
+          <w:lang w:val="en-US" w:eastAsia="zh-CN"/>
+        </w:rPr>
+        <w:t>实验显示条件</w:t>
+      </w:r>
+    </w:p>
+    <w:p>
+      <w:pPr>
+        <w:keepLines/>
+        <w:snapToGrid w:val="0"/>
+        <w:spacing w:before="0" w:after="90" w:line="276" w:lineRule="auto"/>
+        <w:rPr>
+          <w:rFonts w:hint="default" w:ascii="宋体" w:hAnsi="宋体" w:eastAsia="宋体" w:cs="宋体"/>
+          <w:sz w:val="20"/>
+          <w:szCs w:val="20"/>
+          <w:lang w:val="en-US" w:eastAsia="zh-CN"/>
+        </w:rPr>
+      </w:pPr>
+      <w:r>
+        <w:rPr>
+          <w:rFonts w:hint="default" w:ascii="宋体" w:hAnsi="宋体" w:eastAsia="宋体" w:cs="宋体"/>
+          <w:sz w:val="20"/>
+          <w:szCs w:val="20"/>
+          <w:lang w:val="en-US" w:eastAsia="zh-CN"/>
+        </w:rPr>
+        <w:t>本实验使用统一测试工具生成低灰度文字测试页面，背景设置为纯黑色（RGB 0,0,0；#000000），文字采用等通道 RGB 灰度值（R=G=B=g），固定字号为 48px。</w:t>
+      </w:r>
+    </w:p>
+    <w:p>
+      <w:pPr>
+        <w:keepLines/>
+        <w:snapToGrid w:val="0"/>
+        <w:spacing w:before="0" w:after="90" w:line="276" w:lineRule="auto"/>
+        <w:rPr>
+          <w:rFonts w:hint="default" w:ascii="宋体" w:hAnsi="宋体" w:eastAsia="宋体" w:cs="宋体"/>
+          <w:sz w:val="20"/>
+          <w:szCs w:val="20"/>
+          <w:lang w:val="en-US" w:eastAsia="zh-CN"/>
+        </w:rPr>
+      </w:pPr>
+      <w:r>
+        <w:rPr>
+          <w:rFonts w:hint="default" w:ascii="宋体" w:hAnsi="宋体" w:eastAsia="宋体" w:cs="宋体"/>
+          <w:sz w:val="20"/>
+          <w:szCs w:val="20"/>
+          <w:lang w:val="en-US" w:eastAsia="zh-CN"/>
+        </w:rPr>
+        <w:t>其中，g 表示文字的灰度通道数值。例如，g7 对应 RGB(7,7,7)，g14 对应 RGB(14,14,14)。g 越小，文字与纯黑背景之间的亮度差异越小。</w:t>
+      </w:r>
+    </w:p>
+    <w:p>
+      <w:pPr>
+        <w:keepLines/>
+        <w:snapToGrid w:val="0"/>
+        <w:spacing w:before="0" w:after="90" w:line="276" w:lineRule="auto"/>
+        <w:rPr>
+          <w:rFonts w:hint="default" w:ascii="宋体" w:hAnsi="宋体" w:eastAsia="宋体" w:cs="宋体"/>
+          <w:sz w:val="20"/>
+          <w:szCs w:val="20"/>
+          <w:lang w:val="en-US" w:eastAsia="zh-CN"/>
+        </w:rPr>
+      </w:pPr>
+      <w:r>
+        <w:rPr>
+          <w:rFonts w:hint="default" w:ascii="宋体" w:hAnsi="宋体" w:eastAsia="宋体" w:cs="宋体"/>
+          <w:sz w:val="20"/>
+          <w:szCs w:val="20"/>
+          <w:lang w:val="en-US" w:eastAsia="zh-CN"/>
+        </w:rPr>
+        <w:t>实验逐级调整文字灰度，通过各 App 原生屏幕读取入口进行识读测试，记录不同灰度下的完整识读、部分误读和未识读情况。</w:t>
+      </w:r>
+    </w:p>
+    <w:p>
+      <w:pPr>
+        <w:keepLines/>
+        <w:snapToGrid w:val="0"/>
+        <w:spacing w:before="0" w:after="90" w:line="276" w:lineRule="auto"/>
+        <w:rPr>
+          <w:rFonts w:hint="default" w:ascii="宋体" w:hAnsi="宋体" w:eastAsia="宋体" w:cs="宋体"/>
+          <w:sz w:val="20"/>
+          <w:szCs w:val="20"/>
+          <w:lang w:val="en-US" w:eastAsia="zh-CN"/>
+        </w:rPr>
+      </w:pPr>
+    </w:p>
+    <w:p>
+      <w:pPr>
+        <w:keepLines/>
+        <w:snapToGrid w:val="0"/>
+        <w:spacing w:before="0" w:after="90" w:line="276" w:lineRule="auto"/>
+        <w:rPr>
+          <w:rFonts w:hint="default" w:ascii="宋体" w:hAnsi="宋体" w:eastAsia="宋体" w:cs="宋体"/>
           <w:sz w:val="20"/>
           <w:szCs w:val="20"/>
           <w:lang w:val="en-US" w:eastAsia="zh-CN"/>
@@ -485,7 +653,7 @@
       </w:pPr>
       <w:r>
         <w:rPr>
-          <w:rFonts w:ascii="Arial" w:hAnsi="Arial" w:eastAsia="Hiragino Sans GB"/>
+          <w:rFonts w:ascii="宋体" w:hAnsi="宋体" w:eastAsia="宋体" w:cs="宋体"/>
           <w:b/>
           <w:color w:val="000000"/>
           <w:sz w:val="26"/>
@@ -504,7 +672,7 @@
       </w:pPr>
       <w:r>
         <w:rPr>
-          <w:rFonts w:ascii="Arial" w:hAnsi="Arial" w:eastAsia="Hiragino Sans GB"/>
+          <w:rFonts w:ascii="宋体" w:hAnsi="宋体" w:eastAsia="宋体" w:cs="宋体"/>
           <w:sz w:val="23"/>
           <w:szCs w:val="23"/>
         </w:rPr>
@@ -520,7 +688,7 @@
       </w:pPr>
       <w:r>
         <w:rPr>
-          <w:rFonts w:ascii="Arial" w:hAnsi="Arial" w:eastAsia="Hiragino Sans GB"/>
+          <w:rFonts w:ascii="宋体" w:hAnsi="宋体" w:eastAsia="宋体" w:cs="宋体"/>
           <w:color w:val="30C0B4" w:themeColor="accent5"/>
           <w:sz w:val="22"/>
           <w:szCs w:val="22"/>
@@ -542,7 +710,7 @@
       </w:pPr>
       <w:r>
         <w:rPr>
-          <w:rFonts w:ascii="Arial" w:hAnsi="Arial" w:eastAsia="Hiragino Sans GB"/>
+          <w:rFonts w:ascii="宋体" w:hAnsi="宋体" w:eastAsia="宋体" w:cs="宋体"/>
           <w:sz w:val="20"/>
           <w:szCs w:val="20"/>
           <w:lang w:val="en-US" w:eastAsia="zh-CN"/>
@@ -551,7 +719,7 @@
       </w:r>
       <w:r>
         <w:rPr>
-          <w:rFonts w:hint="eastAsia" w:ascii="Arial" w:hAnsi="Arial" w:eastAsia="Hiragino Sans GB"/>
+          <w:rFonts w:hint="eastAsia" w:ascii="宋体" w:hAnsi="宋体" w:eastAsia="宋体" w:cs="宋体"/>
           <w:sz w:val="20"/>
           <w:szCs w:val="20"/>
           <w:lang w:val="en-US" w:eastAsia="zh-CN"/>
@@ -560,7 +728,7 @@
       </w:r>
       <w:r>
         <w:rPr>
-          <w:rFonts w:ascii="Arial" w:hAnsi="Arial" w:eastAsia="Hiragino Sans GB"/>
+          <w:rFonts w:ascii="宋体" w:hAnsi="宋体" w:eastAsia="宋体" w:cs="宋体"/>
           <w:sz w:val="20"/>
           <w:szCs w:val="20"/>
           <w:lang w:val="en-US" w:eastAsia="zh-CN"/>
@@ -569,7 +737,7 @@
       </w:r>
       <w:r>
         <w:rPr>
-          <w:rFonts w:hint="eastAsia" w:ascii="Arial" w:hAnsi="Arial" w:eastAsia="Hiragino Sans GB"/>
+          <w:rFonts w:hint="eastAsia" w:ascii="宋体" w:hAnsi="宋体" w:eastAsia="宋体" w:cs="宋体"/>
           <w:sz w:val="20"/>
           <w:szCs w:val="20"/>
           <w:lang w:val="en-US" w:eastAsia="zh-CN"/>
@@ -578,7 +746,7 @@
       </w:r>
       <w:r>
         <w:rPr>
-          <w:rFonts w:ascii="Arial" w:hAnsi="Arial" w:eastAsia="Hiragino Sans GB"/>
+          <w:rFonts w:ascii="宋体" w:hAnsi="宋体" w:eastAsia="宋体" w:cs="宋体"/>
           <w:sz w:val="20"/>
           <w:szCs w:val="20"/>
           <w:lang w:val="en-US" w:eastAsia="zh-CN"/>
@@ -587,7 +755,7 @@
       </w:r>
       <w:r>
         <w:rPr>
-          <w:rFonts w:hint="eastAsia" w:ascii="Arial" w:hAnsi="Arial" w:eastAsia="Hiragino Sans GB"/>
+          <w:rFonts w:hint="eastAsia" w:ascii="宋体" w:hAnsi="宋体" w:eastAsia="宋体" w:cs="宋体"/>
           <w:sz w:val="20"/>
           <w:szCs w:val="20"/>
           <w:lang w:val="en-US" w:eastAsia="zh-CN"/>
@@ -596,7 +764,7 @@
       </w:r>
       <w:r>
         <w:rPr>
-          <w:rFonts w:ascii="Arial" w:hAnsi="Arial" w:eastAsia="Hiragino Sans GB"/>
+          <w:rFonts w:ascii="宋体" w:hAnsi="宋体" w:eastAsia="宋体" w:cs="宋体"/>
           <w:sz w:val="20"/>
           <w:szCs w:val="20"/>
           <w:lang w:val="en-US" w:eastAsia="zh-CN"/>
@@ -605,7 +773,7 @@
       </w:r>
       <w:r>
         <w:rPr>
-          <w:rFonts w:hint="eastAsia" w:ascii="Arial" w:hAnsi="Arial" w:eastAsia="Hiragino Sans GB"/>
+          <w:rFonts w:hint="eastAsia" w:ascii="宋体" w:hAnsi="宋体" w:eastAsia="宋体" w:cs="宋体"/>
           <w:sz w:val="20"/>
           <w:szCs w:val="20"/>
           <w:lang w:val="en-US" w:eastAsia="zh-CN"/>
@@ -614,7 +782,7 @@
       </w:r>
       <w:r>
         <w:rPr>
-          <w:rFonts w:ascii="Arial" w:hAnsi="Arial" w:eastAsia="Hiragino Sans GB"/>
+          <w:rFonts w:ascii="宋体" w:hAnsi="宋体" w:eastAsia="宋体" w:cs="宋体"/>
           <w:sz w:val="20"/>
           <w:szCs w:val="20"/>
           <w:lang w:val="en-US" w:eastAsia="zh-CN"/>
@@ -623,7 +791,7 @@
       </w:r>
       <w:r>
         <w:rPr>
-          <w:rFonts w:hint="eastAsia" w:ascii="Arial" w:hAnsi="Arial" w:eastAsia="Hiragino Sans GB"/>
+          <w:rFonts w:hint="eastAsia" w:ascii="宋体" w:hAnsi="宋体" w:eastAsia="宋体" w:cs="宋体"/>
           <w:sz w:val="20"/>
           <w:szCs w:val="20"/>
           <w:lang w:val="en-US" w:eastAsia="zh-CN"/>
@@ -632,7 +800,7 @@
       </w:r>
       <w:r>
         <w:rPr>
-          <w:rFonts w:ascii="Arial" w:hAnsi="Arial" w:eastAsia="Hiragino Sans GB"/>
+          <w:rFonts w:ascii="宋体" w:hAnsi="宋体" w:eastAsia="宋体" w:cs="宋体"/>
           <w:sz w:val="20"/>
           <w:szCs w:val="20"/>
           <w:lang w:val="en-US" w:eastAsia="zh-CN"/>
@@ -641,7 +809,7 @@
       </w:r>
       <w:r>
         <w:rPr>
-          <w:rFonts w:hint="eastAsia" w:ascii="Arial" w:hAnsi="Arial" w:eastAsia="Hiragino Sans GB"/>
+          <w:rFonts w:hint="eastAsia" w:ascii="宋体" w:hAnsi="宋体" w:eastAsia="宋体" w:cs="宋体"/>
           <w:sz w:val="20"/>
           <w:szCs w:val="20"/>
           <w:lang w:val="en-US" w:eastAsia="zh-CN"/>
@@ -655,15 +823,15 @@
         <w:snapToGrid w:val="0"/>
         <w:spacing w:before="0" w:after="90" w:line="276" w:lineRule="auto"/>
         <w:rPr>
-          <w:rFonts w:hint="eastAsia" w:ascii="Arial" w:hAnsi="Arial" w:eastAsia="Hiragino Sans GB"/>
-          <w:sz w:val="20"/>
-          <w:szCs w:val="20"/>
-          <w:lang w:val="en-US" w:eastAsia="zh-CN"/>
-        </w:rPr>
-      </w:pPr>
-      <w:r>
-        <w:rPr>
-          <w:rFonts w:ascii="Arial" w:hAnsi="Arial" w:eastAsia="Hiragino Sans GB"/>
+          <w:rFonts w:hint="eastAsia" w:ascii="宋体" w:hAnsi="宋体" w:eastAsia="宋体" w:cs="宋体"/>
+          <w:sz w:val="20"/>
+          <w:szCs w:val="20"/>
+          <w:lang w:val="en-US" w:eastAsia="zh-CN"/>
+        </w:rPr>
+      </w:pPr>
+      <w:r>
+        <w:rPr>
+          <w:rFonts w:ascii="宋体" w:hAnsi="宋体" w:eastAsia="宋体" w:cs="宋体"/>
           <w:sz w:val="20"/>
           <w:szCs w:val="20"/>
           <w:lang w:val="en-US" w:eastAsia="zh-CN"/>
@@ -672,7 +840,7 @@
       </w:r>
       <w:r>
         <w:rPr>
-          <w:rFonts w:hint="eastAsia" w:ascii="Arial" w:hAnsi="Arial" w:eastAsia="Hiragino Sans GB"/>
+          <w:rFonts w:hint="eastAsia" w:ascii="宋体" w:hAnsi="宋体" w:eastAsia="宋体" w:cs="宋体"/>
           <w:sz w:val="20"/>
           <w:szCs w:val="20"/>
           <w:lang w:val="en-US" w:eastAsia="zh-CN"/>
@@ -681,7 +849,7 @@
       </w:r>
       <w:r>
         <w:rPr>
-          <w:rFonts w:ascii="Arial" w:hAnsi="Arial" w:eastAsia="Hiragino Sans GB"/>
+          <w:rFonts w:ascii="宋体" w:hAnsi="宋体" w:eastAsia="宋体" w:cs="宋体"/>
           <w:sz w:val="20"/>
           <w:szCs w:val="20"/>
           <w:lang w:val="en-US" w:eastAsia="zh-CN"/>
@@ -690,7 +858,7 @@
       </w:r>
       <w:r>
         <w:rPr>
-          <w:rFonts w:hint="eastAsia" w:ascii="Arial" w:hAnsi="Arial" w:eastAsia="Hiragino Sans GB"/>
+          <w:rFonts w:hint="eastAsia" w:ascii="宋体" w:hAnsi="宋体" w:eastAsia="宋体" w:cs="宋体"/>
           <w:sz w:val="20"/>
           <w:szCs w:val="20"/>
           <w:lang w:val="en-US" w:eastAsia="zh-CN"/>
@@ -704,15 +872,15 @@
         <w:snapToGrid w:val="0"/>
         <w:spacing w:before="0" w:after="90" w:line="276" w:lineRule="auto"/>
         <w:rPr>
-          <w:rFonts w:hint="default" w:ascii="Arial" w:hAnsi="Arial" w:eastAsia="Hiragino Sans GB"/>
-          <w:sz w:val="20"/>
-          <w:szCs w:val="20"/>
-          <w:lang w:val="en-US" w:eastAsia="zh-CN"/>
-        </w:rPr>
-      </w:pPr>
-      <w:r>
-        <w:rPr>
-          <w:rFonts w:hint="eastAsia" w:ascii="Arial" w:hAnsi="Arial" w:eastAsia="Hiragino Sans GB"/>
+          <w:rFonts w:hint="default" w:ascii="宋体" w:hAnsi="宋体" w:eastAsia="宋体" w:cs="宋体"/>
+          <w:sz w:val="20"/>
+          <w:szCs w:val="20"/>
+          <w:lang w:val="en-US" w:eastAsia="zh-CN"/>
+        </w:rPr>
+      </w:pPr>
+      <w:r>
+        <w:rPr>
+          <w:rFonts w:hint="eastAsia" w:ascii="宋体" w:hAnsi="宋体" w:eastAsia="宋体" w:cs="宋体"/>
           <w:sz w:val="20"/>
           <w:szCs w:val="20"/>
           <w:lang w:val="en-US" w:eastAsia="zh-CN"/>
@@ -721,7 +889,7 @@
       </w:r>
       <w:r>
         <w:rPr>
-          <w:rFonts w:ascii="Arial" w:hAnsi="Arial" w:eastAsia="Hiragino Sans GB"/>
+          <w:rFonts w:ascii="宋体" w:hAnsi="宋体" w:eastAsia="宋体" w:cs="宋体"/>
           <w:sz w:val="20"/>
           <w:szCs w:val="20"/>
           <w:lang w:val="en-US" w:eastAsia="zh-CN"/>
@@ -730,7 +898,7 @@
       </w:r>
       <w:r>
         <w:rPr>
-          <w:rFonts w:hint="eastAsia" w:ascii="Arial" w:hAnsi="Arial" w:eastAsia="Hiragino Sans GB"/>
+          <w:rFonts w:hint="eastAsia" w:ascii="宋体" w:hAnsi="宋体" w:eastAsia="宋体" w:cs="宋体"/>
           <w:sz w:val="20"/>
           <w:szCs w:val="20"/>
           <w:lang w:val="en-US" w:eastAsia="zh-CN"/>
@@ -747,7 +915,7 @@
       </w:pPr>
       <w:r>
         <w:rPr>
-          <w:rFonts w:ascii="Arial" w:hAnsi="Arial" w:eastAsia="Hiragino Sans GB"/>
+          <w:rFonts w:ascii="宋体" w:hAnsi="宋体" w:eastAsia="宋体" w:cs="宋体"/>
           <w:color w:val="30C0B4" w:themeColor="accent5"/>
           <w:sz w:val="22"/>
           <w:szCs w:val="22"/>
@@ -769,7 +937,7 @@
       </w:pPr>
       <w:r>
         <w:rPr>
-          <w:rFonts w:ascii="Arial" w:hAnsi="Arial" w:eastAsia="Hiragino Sans GB"/>
+          <w:rFonts w:ascii="宋体" w:hAnsi="宋体" w:eastAsia="宋体" w:cs="宋体"/>
           <w:sz w:val="20"/>
           <w:szCs w:val="20"/>
           <w:lang w:val="en-US" w:eastAsia="zh-CN"/>
@@ -783,13 +951,13 @@
         <w:snapToGrid w:val="0"/>
         <w:spacing w:before="0" w:after="90" w:line="276" w:lineRule="auto"/>
         <w:rPr>
-          <w:rFonts w:hint="default"/>
+          <w:rFonts w:hint="default" w:ascii="宋体" w:hAnsi="宋体" w:eastAsia="宋体" w:cs="宋体"/>
           <w:lang w:val="en-US"/>
         </w:rPr>
       </w:pPr>
       <w:r>
         <w:rPr>
-          <w:rFonts w:ascii="Arial" w:hAnsi="Arial" w:eastAsia="Hiragino Sans GB"/>
+          <w:rFonts w:ascii="宋体" w:hAnsi="宋体" w:eastAsia="宋体" w:cs="宋体"/>
           <w:sz w:val="20"/>
           <w:szCs w:val="20"/>
           <w:lang w:val="en-US" w:eastAsia="zh-CN"/>
@@ -798,7 +966,7 @@
       </w:r>
       <w:r>
         <w:rPr>
-          <w:rFonts w:hint="eastAsia" w:ascii="Arial" w:hAnsi="Arial" w:eastAsia="Hiragino Sans GB"/>
+          <w:rFonts w:hint="eastAsia" w:ascii="宋体" w:hAnsi="宋体" w:eastAsia="宋体" w:cs="宋体"/>
           <w:sz w:val="20"/>
           <w:szCs w:val="20"/>
           <w:lang w:val="en-US" w:eastAsia="zh-CN"/>
@@ -815,7 +983,7 @@
       </w:pPr>
       <w:r>
         <w:rPr>
-          <w:rFonts w:ascii="Arial" w:hAnsi="Arial" w:eastAsia="Hiragino Sans GB"/>
+          <w:rFonts w:ascii="宋体" w:hAnsi="宋体" w:eastAsia="宋体" w:cs="宋体"/>
           <w:color w:val="C81D31" w:themeColor="accent6" w:themeShade="BF"/>
           <w:kern w:val="0"/>
           <w:sz w:val="22"/>
@@ -836,7 +1004,7 @@
       </w:pPr>
       <w:r>
         <w:rPr>
-          <w:rFonts w:ascii="Arial" w:hAnsi="Arial" w:eastAsia="Hiragino Sans GB"/>
+          <w:rFonts w:ascii="宋体" w:hAnsi="宋体" w:eastAsia="宋体" w:cs="宋体"/>
           <w:b/>
           <w:color w:val="000000"/>
           <w:sz w:val="26"/>
@@ -858,7 +1026,7 @@
       </w:pPr>
       <w:r>
         <w:rPr>
-          <w:rFonts w:ascii="Arial" w:hAnsi="Arial" w:eastAsia="Hiragino Sans GB"/>
+          <w:rFonts w:ascii="宋体" w:hAnsi="宋体" w:eastAsia="宋体" w:cs="宋体"/>
           <w:sz w:val="20"/>
           <w:szCs w:val="20"/>
           <w:lang w:val="en-US" w:eastAsia="zh-CN"/>
@@ -870,7 +1038,7 @@
       </w:r>
       <w:r>
         <w:rPr>
-          <w:rFonts w:ascii="Arial" w:hAnsi="Arial" w:eastAsia="Hiragino Sans GB"/>
+          <w:rFonts w:ascii="宋体" w:hAnsi="宋体" w:eastAsia="宋体" w:cs="宋体"/>
           <w:sz w:val="20"/>
           <w:szCs w:val="20"/>
           <w:lang w:val="en-US" w:eastAsia="zh-CN"/>
@@ -986,7 +1154,7 @@
       </w:pPr>
       <w:r>
         <w:rPr>
-          <w:rFonts w:ascii="Arial" w:hAnsi="Arial" w:eastAsia="Hiragino Sans GB"/>
+          <w:rFonts w:ascii="宋体" w:hAnsi="宋体" w:eastAsia="宋体" w:cs="宋体"/>
           <w:sz w:val="20"/>
           <w:szCs w:val="20"/>
           <w:lang w:val="en-US" w:eastAsia="zh-CN"/>
@@ -1003,7 +1171,7 @@
       </w:pPr>
       <w:r>
         <w:rPr>
-          <w:rFonts w:ascii="Arial" w:hAnsi="Arial" w:eastAsia="Hiragino Sans GB"/>
+          <w:rFonts w:ascii="宋体" w:hAnsi="宋体" w:eastAsia="宋体" w:cs="宋体"/>
           <w:sz w:val="20"/>
           <w:szCs w:val="20"/>
           <w:lang w:val="en-US" w:eastAsia="zh-CN"/>
@@ -1020,7 +1188,7 @@
       </w:pPr>
       <w:r>
         <w:rPr>
-          <w:rFonts w:ascii="Arial" w:hAnsi="Arial" w:eastAsia="Hiragino Sans GB"/>
+          <w:rFonts w:ascii="宋体" w:hAnsi="宋体" w:eastAsia="宋体" w:cs="宋体"/>
           <w:sz w:val="20"/>
           <w:szCs w:val="20"/>
           <w:lang w:val="en-US" w:eastAsia="zh-CN"/>
@@ -1039,7 +1207,7 @@
       </w:pPr>
       <w:r>
         <w:rPr>
-          <w:rFonts w:ascii="Arial" w:hAnsi="Arial" w:eastAsia="Hiragino Sans GB"/>
+          <w:rFonts w:ascii="宋体" w:hAnsi="宋体" w:eastAsia="宋体" w:cs="宋体"/>
           <w:b/>
           <w:color w:val="000000"/>
           <w:sz w:val="26"/>
@@ -1058,18 +1226,16 @@
       </w:pPr>
       <w:r>
         <w:rPr>
-          <w:rFonts w:hint="eastAsia"/>
+          <w:rFonts w:hint="eastAsia" w:ascii="宋体" w:hAnsi="宋体" w:eastAsia="宋体" w:cs="宋体"/>
           <w:sz w:val="23"/>
           <w:szCs w:val="23"/>
           <w:lang w:val="en-US" w:eastAsia="zh-CN"/>
         </w:rPr>
         <w:t xml:space="preserve">2 </w:t>
       </w:r>
-      <w:bookmarkStart w:id="0" w:name="_GoBack"/>
-      <w:bookmarkEnd w:id="0"/>
-      <w:r>
-        <w:rPr>
-          <w:rFonts w:ascii="Arial" w:hAnsi="Arial" w:eastAsia="Hiragino Sans GB"/>
+      <w:r>
+        <w:rPr>
+          <w:rFonts w:ascii="宋体" w:hAnsi="宋体" w:eastAsia="宋体" w:cs="宋体"/>
           <w:sz w:val="23"/>
           <w:szCs w:val="23"/>
         </w:rPr>
@@ -1085,7 +1251,7 @@
       </w:pPr>
       <w:r>
         <w:rPr>
-          <w:rFonts w:ascii="Arial" w:hAnsi="Arial" w:eastAsia="Hiragino Sans GB"/>
+          <w:rFonts w:ascii="宋体" w:hAnsi="宋体" w:eastAsia="宋体" w:cs="宋体"/>
           <w:color w:val="30C0B4" w:themeColor="accent5"/>
           <w:sz w:val="22"/>
           <w:szCs w:val="22"/>
@@ -1105,24 +1271,60 @@
         <w:snapToGrid w:val="0"/>
         <w:spacing w:before="0" w:after="90" w:line="276" w:lineRule="auto"/>
         <w:rPr>
-          <w:rFonts w:hint="eastAsia" w:ascii="Arial" w:hAnsi="Arial" w:eastAsia="Hiragino Sans GB"/>
-          <w:sz w:val="20"/>
-          <w:szCs w:val="20"/>
-          <w:lang w:val="en-US" w:eastAsia="zh-CN"/>
-        </w:rPr>
-      </w:pPr>
-      <w:r>
-        <w:rPr>
-          <w:rFonts w:ascii="Arial" w:hAnsi="Arial" w:eastAsia="Hiragino Sans GB"/>
-          <w:sz w:val="20"/>
-          <w:szCs w:val="20"/>
-          <w:lang w:val="en-US" w:eastAsia="zh-CN"/>
-        </w:rPr>
-        <w:t>g2、g9、g12、g13 未读出目标文字；g14、g16 读出。本轮中文边界记为 g14</w:t>
-      </w:r>
-      <w:r>
-        <w:rPr>
-          <w:rFonts w:hint="eastAsia" w:ascii="Arial" w:hAnsi="Arial" w:eastAsia="Hiragino Sans GB"/>
+          <w:rFonts w:hint="eastAsia" w:ascii="宋体" w:hAnsi="宋体" w:eastAsia="宋体" w:cs="宋体"/>
+          <w:sz w:val="20"/>
+          <w:szCs w:val="20"/>
+          <w:lang w:val="en-US" w:eastAsia="zh-CN"/>
+        </w:rPr>
+      </w:pPr>
+      <w:r>
+        <w:rPr>
+          <w:rFonts w:ascii="宋体" w:hAnsi="宋体" w:eastAsia="宋体" w:cs="宋体"/>
+          <w:sz w:val="20"/>
+          <w:szCs w:val="20"/>
+          <w:lang w:val="en-US" w:eastAsia="zh-CN"/>
+        </w:rPr>
+        <w:t xml:space="preserve">g2、g9、g12、g13 </w:t>
+      </w:r>
+      <w:r>
+        <w:rPr>
+          <w:rFonts w:hint="eastAsia" w:ascii="宋体" w:hAnsi="宋体" w:eastAsia="宋体" w:cs="宋体"/>
+          <w:sz w:val="20"/>
+          <w:szCs w:val="20"/>
+          <w:lang w:val="en-US" w:eastAsia="zh-CN"/>
+        </w:rPr>
+        <w:t>全部为0/10，</w:t>
+      </w:r>
+      <w:r>
+        <w:rPr>
+          <w:rFonts w:ascii="宋体" w:hAnsi="宋体" w:eastAsia="宋体" w:cs="宋体"/>
+          <w:sz w:val="20"/>
+          <w:szCs w:val="20"/>
+          <w:lang w:val="en-US" w:eastAsia="zh-CN"/>
+        </w:rPr>
+        <w:t>未读出目标文字；g14</w:t>
+      </w:r>
+      <w:r>
+        <w:rPr>
+          <w:rFonts w:hint="eastAsia" w:ascii="宋体" w:hAnsi="宋体" w:eastAsia="宋体" w:cs="宋体"/>
+          <w:sz w:val="20"/>
+          <w:szCs w:val="20"/>
+          <w:lang w:val="en-US" w:eastAsia="zh-CN"/>
+        </w:rPr>
+        <w:t>开始后为10/10，</w:t>
+      </w:r>
+      <w:r>
+        <w:rPr>
+          <w:rFonts w:ascii="宋体" w:hAnsi="宋体" w:eastAsia="宋体" w:cs="宋体"/>
+          <w:sz w:val="20"/>
+          <w:szCs w:val="20"/>
+          <w:lang w:val="en-US" w:eastAsia="zh-CN"/>
+        </w:rPr>
+        <w:t>g16 读出。本轮中文边界记为 g14</w:t>
+      </w:r>
+      <w:r>
+        <w:rPr>
+          <w:rFonts w:hint="eastAsia" w:ascii="宋体" w:hAnsi="宋体" w:eastAsia="宋体" w:cs="宋体"/>
           <w:sz w:val="20"/>
           <w:szCs w:val="20"/>
           <w:lang w:val="en-US" w:eastAsia="zh-CN"/>
@@ -1136,7 +1338,7 @@
         <w:snapToGrid w:val="0"/>
         <w:spacing w:before="0" w:after="90" w:line="276" w:lineRule="auto"/>
         <w:rPr>
-          <w:rFonts w:hint="default" w:ascii="Arial" w:hAnsi="Arial" w:eastAsia="Hiragino Sans GB"/>
+          <w:rFonts w:hint="default" w:ascii="宋体" w:hAnsi="宋体" w:eastAsia="宋体" w:cs="宋体"/>
           <w:color w:val="00B0F0"/>
           <w:sz w:val="20"/>
           <w:szCs w:val="20"/>
@@ -1145,7 +1347,7 @@
       </w:pPr>
       <w:r>
         <w:rPr>
-          <w:rFonts w:hint="eastAsia" w:ascii="Arial" w:hAnsi="Arial" w:eastAsia="Hiragino Sans GB"/>
+          <w:rFonts w:hint="eastAsia" w:ascii="宋体" w:hAnsi="宋体" w:eastAsia="宋体" w:cs="宋体"/>
           <w:color w:val="00B0F0"/>
           <w:sz w:val="20"/>
           <w:szCs w:val="20"/>
@@ -1155,7 +1357,7 @@
       </w:r>
       <w:r>
         <w:rPr>
-          <w:rFonts w:ascii="Arial" w:hAnsi="Arial" w:eastAsia="Hiragino Sans GB"/>
+          <w:rFonts w:ascii="宋体" w:hAnsi="宋体" w:eastAsia="宋体" w:cs="宋体"/>
           <w:color w:val="00B0F0"/>
           <w:sz w:val="20"/>
           <w:szCs w:val="20"/>
@@ -1165,7 +1367,7 @@
       </w:r>
       <w:r>
         <w:rPr>
-          <w:rFonts w:hint="eastAsia" w:ascii="Arial" w:hAnsi="Arial" w:eastAsia="Hiragino Sans GB"/>
+          <w:rFonts w:hint="eastAsia" w:ascii="宋体" w:hAnsi="宋体" w:eastAsia="宋体" w:cs="宋体"/>
           <w:color w:val="00B0F0"/>
           <w:sz w:val="20"/>
           <w:szCs w:val="20"/>
@@ -1180,7 +1382,7 @@
         <w:snapToGrid w:val="0"/>
         <w:spacing w:before="0" w:after="90" w:line="276" w:lineRule="auto"/>
         <w:rPr>
-          <w:rFonts w:hint="eastAsia" w:ascii="Arial" w:hAnsi="Arial" w:eastAsia="Hiragino Sans GB"/>
+          <w:rFonts w:hint="eastAsia" w:ascii="宋体" w:hAnsi="宋体" w:eastAsia="宋体" w:cs="宋体"/>
           <w:sz w:val="20"/>
           <w:szCs w:val="20"/>
           <w:lang w:val="en-US" w:eastAsia="zh-CN"/>
@@ -1196,7 +1398,7 @@
       </w:pPr>
       <w:r>
         <w:rPr>
-          <w:rFonts w:ascii="Arial" w:hAnsi="Arial" w:eastAsia="Hiragino Sans GB"/>
+          <w:rFonts w:ascii="宋体" w:hAnsi="宋体" w:eastAsia="宋体" w:cs="宋体"/>
           <w:color w:val="30C0B4" w:themeColor="accent5"/>
           <w:sz w:val="22"/>
           <w:szCs w:val="22"/>
@@ -1215,46 +1417,158 @@
         <w:keepLines/>
         <w:snapToGrid w:val="0"/>
         <w:spacing w:before="0" w:after="90" w:line="276" w:lineRule="auto"/>
-      </w:pPr>
-      <w:r>
-        <w:rPr>
-          <w:rFonts w:ascii="Arial" w:hAnsi="Arial" w:eastAsia="Hiragino Sans GB"/>
-          <w:sz w:val="20"/>
-          <w:szCs w:val="20"/>
-          <w:lang w:val="en-US" w:eastAsia="zh-CN"/>
-        </w:rPr>
-        <w:t>g8 起出现完整识读。初测时同时保留了完整读出和未能确认文字的记录；随后追加10次 g8 复测，记录为10/10完整读出。本轮英文边界记为 g8。</w:t>
-      </w:r>
-    </w:p>
-    <w:p>
-      <w:pPr>
-        <w:keepLines/>
-        <w:snapToGrid w:val="0"/>
-        <w:spacing w:before="0" w:after="90" w:line="276" w:lineRule="auto"/>
-        <w:rPr>
-          <w:rFonts w:ascii="Arial" w:hAnsi="Arial" w:eastAsia="Hiragino Sans GB"/>
-          <w:sz w:val="20"/>
-          <w:szCs w:val="20"/>
-          <w:lang w:val="en-US" w:eastAsia="zh-CN"/>
-        </w:rPr>
-      </w:pPr>
-      <w:r>
-        <w:rPr>
-          <w:rFonts w:ascii="Arial" w:hAnsi="Arial" w:eastAsia="Hiragino Sans GB"/>
-          <w:sz w:val="20"/>
-          <w:szCs w:val="20"/>
-          <w:lang w:val="en-US" w:eastAsia="zh-CN"/>
-        </w:rPr>
-        <w:t>g7 曾出现一次接近完整的回答，但将 answer 误读为 repeat；随后追加10次 g7 测试，均未读出完整目标文字。这个异常保留为部分识读</w:t>
-      </w:r>
-    </w:p>
-    <w:p>
-      <w:pPr>
-        <w:keepLines/>
-        <w:snapToGrid w:val="0"/>
-        <w:spacing w:before="0" w:after="90" w:line="276" w:lineRule="auto"/>
-        <w:rPr>
-          <w:rFonts w:ascii="Arial" w:hAnsi="Arial" w:eastAsia="Hiragino Sans GB"/>
+        <w:rPr>
+          <w:rFonts w:hint="default" w:ascii="宋体" w:hAnsi="宋体" w:eastAsia="宋体" w:cs="宋体"/>
+          <w:sz w:val="20"/>
+          <w:szCs w:val="20"/>
+          <w:lang w:val="en-US" w:eastAsia="zh-CN"/>
+        </w:rPr>
+      </w:pPr>
+      <w:r>
+        <w:rPr>
+          <w:rFonts w:ascii="宋体" w:hAnsi="宋体" w:eastAsia="宋体" w:cs="宋体"/>
+          <w:sz w:val="20"/>
+          <w:szCs w:val="20"/>
+          <w:lang w:val="en-US" w:eastAsia="zh-CN"/>
+        </w:rPr>
+        <w:t>g5：</w:t>
+      </w:r>
+      <w:r>
+        <w:rPr>
+          <w:rFonts w:hint="eastAsia" w:ascii="宋体" w:hAnsi="宋体" w:eastAsia="宋体" w:cs="宋体"/>
+          <w:sz w:val="20"/>
+          <w:szCs w:val="20"/>
+          <w:lang w:val="en-US" w:eastAsia="zh-CN"/>
+        </w:rPr>
+        <w:t>0</w:t>
+      </w:r>
+      <w:r>
+        <w:rPr>
+          <w:rFonts w:ascii="宋体" w:hAnsi="宋体" w:eastAsia="宋体" w:cs="宋体"/>
+          <w:sz w:val="20"/>
+          <w:szCs w:val="20"/>
+          <w:lang w:val="en-US" w:eastAsia="zh-CN"/>
+        </w:rPr>
+        <w:t>/</w:t>
+      </w:r>
+      <w:r>
+        <w:rPr>
+          <w:rFonts w:hint="eastAsia" w:ascii="宋体" w:hAnsi="宋体" w:eastAsia="宋体" w:cs="宋体"/>
+          <w:sz w:val="20"/>
+          <w:szCs w:val="20"/>
+          <w:lang w:val="en-US" w:eastAsia="zh-CN"/>
+        </w:rPr>
+        <w:t>10</w:t>
+      </w:r>
+      <w:r>
+        <w:rPr>
+          <w:rFonts w:ascii="宋体" w:hAnsi="宋体" w:eastAsia="宋体" w:cs="宋体"/>
+          <w:sz w:val="20"/>
+          <w:szCs w:val="20"/>
+          <w:lang w:val="en-US" w:eastAsia="zh-CN"/>
+        </w:rPr>
+        <w:t>；g7：</w:t>
+      </w:r>
+      <w:r>
+        <w:rPr>
+          <w:rFonts w:hint="eastAsia" w:ascii="宋体" w:hAnsi="宋体" w:eastAsia="宋体" w:cs="宋体"/>
+          <w:sz w:val="20"/>
+          <w:szCs w:val="20"/>
+          <w:lang w:val="en-US" w:eastAsia="zh-CN"/>
+        </w:rPr>
+        <w:t>0</w:t>
+      </w:r>
+      <w:r>
+        <w:rPr>
+          <w:rFonts w:ascii="宋体" w:hAnsi="宋体" w:eastAsia="宋体" w:cs="宋体"/>
+          <w:sz w:val="20"/>
+          <w:szCs w:val="20"/>
+          <w:lang w:val="en-US" w:eastAsia="zh-CN"/>
+        </w:rPr>
+        <w:t>/10</w:t>
+      </w:r>
+      <w:r>
+        <w:rPr>
+          <w:rFonts w:hint="eastAsia" w:ascii="宋体" w:hAnsi="宋体" w:eastAsia="宋体" w:cs="宋体"/>
+          <w:sz w:val="20"/>
+          <w:szCs w:val="20"/>
+          <w:lang w:val="en-US" w:eastAsia="zh-CN"/>
+        </w:rPr>
+        <w:t>出现了部分识读，但是从answer换成了repeat</w:t>
+      </w:r>
+    </w:p>
+    <w:p>
+      <w:pPr>
+        <w:keepLines/>
+        <w:snapToGrid w:val="0"/>
+        <w:spacing w:before="0" w:after="90" w:line="276" w:lineRule="auto"/>
+        <w:rPr>
+          <w:rFonts w:hint="default" w:ascii="宋体" w:hAnsi="宋体" w:eastAsia="宋体" w:cs="宋体"/>
+          <w:lang w:val="en-US"/>
+        </w:rPr>
+      </w:pPr>
+      <w:r>
+        <w:rPr>
+          <w:rFonts w:ascii="宋体" w:hAnsi="宋体" w:eastAsia="宋体" w:cs="宋体"/>
+          <w:sz w:val="20"/>
+          <w:szCs w:val="20"/>
+          <w:lang w:val="en-US" w:eastAsia="zh-CN"/>
+        </w:rPr>
+        <w:t>g8 起出现完整识读。</w:t>
+      </w:r>
+      <w:r>
+        <w:rPr>
+          <w:rFonts w:hint="eastAsia" w:ascii="宋体" w:hAnsi="宋体" w:eastAsia="宋体" w:cs="宋体"/>
+          <w:sz w:val="20"/>
+          <w:szCs w:val="20"/>
+          <w:lang w:val="en-US" w:eastAsia="zh-CN"/>
+        </w:rPr>
+        <w:t>罕见的出现了一次未识别成功</w:t>
+      </w:r>
+      <w:r>
+        <w:rPr>
+          <w:rFonts w:ascii="宋体" w:hAnsi="宋体" w:eastAsia="宋体" w:cs="宋体"/>
+          <w:sz w:val="20"/>
+          <w:szCs w:val="20"/>
+          <w:lang w:val="en-US" w:eastAsia="zh-CN"/>
+        </w:rPr>
+        <w:t>；随后追加10次 g8 复测，记录为10/10完整读出。本轮英文边界</w:t>
+      </w:r>
+      <w:r>
+        <w:rPr>
+          <w:rFonts w:hint="eastAsia" w:ascii="宋体" w:hAnsi="宋体" w:eastAsia="宋体" w:cs="宋体"/>
+          <w:sz w:val="20"/>
+          <w:szCs w:val="20"/>
+          <w:lang w:val="en-US" w:eastAsia="zh-CN"/>
+        </w:rPr>
+        <w:t>暂</w:t>
+      </w:r>
+      <w:r>
+        <w:rPr>
+          <w:rFonts w:ascii="宋体" w:hAnsi="宋体" w:eastAsia="宋体" w:cs="宋体"/>
+          <w:sz w:val="20"/>
+          <w:szCs w:val="20"/>
+          <w:lang w:val="en-US" w:eastAsia="zh-CN"/>
+        </w:rPr>
+        <w:t>记为 g</w:t>
+      </w:r>
+      <w:r>
+        <w:rPr>
+          <w:rFonts w:hint="eastAsia" w:ascii="宋体" w:hAnsi="宋体" w:eastAsia="宋体" w:cs="宋体"/>
+          <w:sz w:val="20"/>
+          <w:szCs w:val="20"/>
+          <w:lang w:val="en-US" w:eastAsia="zh-CN"/>
+        </w:rPr>
+        <w:t>9。g9，g10均为10/10</w:t>
+      </w:r>
+    </w:p>
+    <w:p>
+      <w:pPr>
+        <w:keepLines/>
+        <w:snapToGrid w:val="0"/>
+        <w:spacing w:before="0" w:after="90" w:line="276" w:lineRule="auto"/>
+        <w:rPr>
+          <w:rFonts w:ascii="宋体" w:hAnsi="宋体" w:eastAsia="宋体" w:cs="宋体"/>
           <w:color w:val="00B0F0"/>
           <w:sz w:val="20"/>
           <w:szCs w:val="20"/>
@@ -1263,7 +1577,7 @@
       </w:pPr>
       <w:r>
         <w:rPr>
-          <w:rFonts w:hint="eastAsia" w:ascii="Arial" w:hAnsi="Arial" w:eastAsia="Hiragino Sans GB"/>
+          <w:rFonts w:hint="eastAsia" w:ascii="宋体" w:hAnsi="宋体" w:eastAsia="宋体" w:cs="宋体"/>
           <w:color w:val="00B0F0"/>
           <w:sz w:val="20"/>
           <w:szCs w:val="20"/>
@@ -1273,7 +1587,7 @@
       </w:r>
       <w:r>
         <w:rPr>
-          <w:rFonts w:ascii="Arial" w:hAnsi="Arial" w:eastAsia="Hiragino Sans GB"/>
+          <w:rFonts w:ascii="宋体" w:hAnsi="宋体" w:eastAsia="宋体" w:cs="宋体"/>
           <w:color w:val="00B0F0"/>
           <w:sz w:val="20"/>
           <w:szCs w:val="20"/>
@@ -1283,13 +1597,13 @@
       </w:r>
       <w:r>
         <w:rPr>
-          <w:rFonts w:hint="eastAsia" w:ascii="Arial" w:hAnsi="Arial" w:eastAsia="Hiragino Sans GB"/>
+          <w:rFonts w:hint="eastAsia" w:ascii="宋体" w:hAnsi="宋体" w:eastAsia="宋体" w:cs="宋体"/>
           <w:color w:val="00B0F0"/>
           <w:sz w:val="20"/>
           <w:szCs w:val="20"/>
           <w:lang w:val="en-US" w:eastAsia="zh-CN"/>
         </w:rPr>
-        <w:t>8，最低限度为g8档位</w:t>
+        <w:t>9，最低限度为g8档位</w:t>
       </w:r>
     </w:p>
     <w:p>
@@ -1301,14 +1615,36 @@
       </w:pPr>
       <w:r>
         <w:rPr>
-          <w:rFonts w:ascii="Arial" w:hAnsi="Arial" w:eastAsia="Hiragino Sans GB"/>
+          <w:rFonts w:ascii="宋体" w:hAnsi="宋体" w:eastAsia="宋体" w:cs="宋体"/>
           <w:color w:val="C81D31" w:themeColor="accent6" w:themeShade="BF"/>
           <w:kern w:val="0"/>
           <w:sz w:val="22"/>
           <w:szCs w:val="22"/>
           <w:lang w:val="en-US" w:eastAsia="zh-CN" w:bidi="ar"/>
         </w:rPr>
-        <w:t>本轮标点：中文 g14，英文 g8。</w:t>
+        <w:t>本轮标点：中文 g14，英文 g</w:t>
+      </w:r>
+      <w:r>
+        <w:rPr>
+          <w:rFonts w:hint="eastAsia" w:ascii="宋体" w:hAnsi="宋体" w:eastAsia="宋体" w:cs="宋体"/>
+          <w:color w:val="C81D31" w:themeColor="accent6" w:themeShade="BF"/>
+          <w:kern w:val="0"/>
+          <w:sz w:val="22"/>
+          <w:szCs w:val="22"/>
+          <w:lang w:val="en-US" w:eastAsia="zh-CN" w:bidi="ar"/>
+        </w:rPr>
+        <w:t>9</w:t>
+      </w:r>
+      <w:r>
+        <w:rPr>
+          <w:rFonts w:ascii="宋体" w:hAnsi="宋体" w:eastAsia="宋体" w:cs="宋体"/>
+          <w:color w:val="C81D31" w:themeColor="accent6" w:themeShade="BF"/>
+          <w:kern w:val="0"/>
+          <w:sz w:val="22"/>
+          <w:szCs w:val="22"/>
+          <w:lang w:val="en-US" w:eastAsia="zh-CN" w:bidi="ar"/>
+        </w:rPr>
+        <w:t>。</w:t>
       </w:r>
     </w:p>
     <w:p>
@@ -1322,7 +1658,7 @@
       </w:pPr>
       <w:r>
         <w:rPr>
-          <w:rFonts w:ascii="Arial" w:hAnsi="Arial" w:eastAsia="Hiragino Sans GB"/>
+          <w:rFonts w:ascii="宋体" w:hAnsi="宋体" w:eastAsia="宋体" w:cs="宋体"/>
           <w:b/>
           <w:color w:val="000000"/>
           <w:sz w:val="26"/>
@@ -1344,7 +1680,7 @@
       </w:pPr>
       <w:r>
         <w:rPr>
-          <w:rFonts w:ascii="Arial" w:hAnsi="Arial" w:eastAsia="Hiragino Sans GB"/>
+          <w:rFonts w:ascii="宋体" w:hAnsi="宋体" w:eastAsia="宋体" w:cs="宋体"/>
           <w:sz w:val="20"/>
           <w:szCs w:val="20"/>
           <w:lang w:val="en-US" w:eastAsia="zh-CN"/>
@@ -1356,12 +1692,30 @@
       </w:r>
       <w:r>
         <w:rPr>
-          <w:rFonts w:ascii="Arial" w:hAnsi="Arial" w:eastAsia="Hiragino Sans GB"/>
-          <w:sz w:val="20"/>
-          <w:szCs w:val="20"/>
-          <w:lang w:val="en-US" w:eastAsia="zh-CN"/>
-        </w:rPr>
-        <w:t>英文 g8  边界代表截图</w:t>
+          <w:rFonts w:ascii="宋体" w:hAnsi="宋体" w:eastAsia="宋体" w:cs="宋体"/>
+          <w:sz w:val="20"/>
+          <w:szCs w:val="20"/>
+          <w:lang w:val="en-US" w:eastAsia="zh-CN"/>
+        </w:rPr>
+        <w:t>英文 g</w:t>
+      </w:r>
+      <w:r>
+        <w:rPr>
+          <w:rFonts w:hint="eastAsia" w:ascii="宋体" w:hAnsi="宋体" w:eastAsia="宋体" w:cs="宋体"/>
+          <w:sz w:val="20"/>
+          <w:szCs w:val="20"/>
+          <w:lang w:val="en-US" w:eastAsia="zh-CN"/>
+        </w:rPr>
+        <w:t>9</w:t>
+      </w:r>
+      <w:r>
+        <w:rPr>
+          <w:rFonts w:ascii="宋体" w:hAnsi="宋体" w:eastAsia="宋体" w:cs="宋体"/>
+          <w:sz w:val="20"/>
+          <w:szCs w:val="20"/>
+          <w:lang w:val="en-US" w:eastAsia="zh-CN"/>
+        </w:rPr>
+        <w:t xml:space="preserve">  边界代表截图</w:t>
       </w:r>
     </w:p>
     <w:p>
@@ -1372,6 +1726,10 @@
         </w:tabs>
         <w:snapToGrid w:val="0"/>
         <w:spacing w:before="0" w:after="160" w:line="276" w:lineRule="auto"/>
+        <w:rPr>
+          <w:rFonts w:hint="eastAsia" w:ascii="宋体" w:hAnsi="宋体" w:eastAsia="宋体" w:cs="宋体"/>
+          <w:lang w:eastAsia="zh-CN"/>
+        </w:rPr>
       </w:pPr>
       <w:r>
         <w:drawing>
@@ -1420,11 +1778,15 @@
         <w:tab/>
       </w:r>
       <w:r>
+        <w:rPr>
+          <w:rFonts w:hint="eastAsia" w:ascii="宋体" w:hAnsi="宋体" w:eastAsia="宋体" w:cs="宋体"/>
+          <w:lang w:eastAsia="zh-CN"/>
+        </w:rPr>
         <w:drawing>
           <wp:inline distT="0" distB="0" distL="114300" distR="114300">
-            <wp:extent cx="2480945" cy="5486400"/>
-            <wp:effectExtent l="0" t="0" r="12065" b="5715"/>
-            <wp:docPr id="1004" name="cannery-gray8-px48-boundery.png" descr="Perplexity 英文 g8  边界代表截图 原始回答截图"/>
+            <wp:extent cx="2493010" cy="5485130"/>
+            <wp:effectExtent l="0" t="0" r="21590" b="1270"/>
+            <wp:docPr id="1" name="图片 1" descr="cannery-gray9-px48-yes"/>
             <wp:cNvGraphicFramePr>
               <a:graphicFrameLocks xmlns:a="http://schemas.openxmlformats.org/drawingml/2006/main" noChangeAspect="1"/>
             </wp:cNvGraphicFramePr>
@@ -1432,7 +1794,7 @@
               <a:graphicData uri="http://schemas.openxmlformats.org/drawingml/2006/picture">
                 <pic:pic xmlns:pic="http://schemas.openxmlformats.org/drawingml/2006/picture">
                   <pic:nvPicPr>
-                    <pic:cNvPr id="1004" name="cannery-gray8-px48-boundery.png" descr="Perplexity 英文 g8  边界代表截图 原始回答截图"/>
+                    <pic:cNvPr id="1" name="图片 1" descr="cannery-gray9-px48-yes"/>
                     <pic:cNvPicPr>
                       <a:picLocks noChangeAspect="1"/>
                     </pic:cNvPicPr>
@@ -1446,15 +1808,11 @@
                   <pic:spPr>
                     <a:xfrm>
                       <a:off x="0" y="0"/>
-                      <a:ext cx="2480961" cy="5486400"/>
+                      <a:ext cx="2493010" cy="5485130"/>
                     </a:xfrm>
                     <a:prstGeom prst="rect">
                       <a:avLst/>
                     </a:prstGeom>
-                    <a:noFill/>
-                    <a:ln>
-                      <a:noFill/>
-                    </a:ln>
                   </pic:spPr>
                 </pic:pic>
               </a:graphicData>
@@ -1472,7 +1830,7 @@
       </w:pPr>
       <w:r>
         <w:rPr>
-          <w:rFonts w:ascii="Arial" w:hAnsi="Arial" w:eastAsia="Hiragino Sans GB"/>
+          <w:rFonts w:ascii="宋体" w:hAnsi="宋体" w:eastAsia="宋体" w:cs="宋体"/>
           <w:sz w:val="20"/>
           <w:szCs w:val="20"/>
           <w:lang w:val="en-US" w:eastAsia="zh-CN"/>
@@ -1489,7 +1847,7 @@
       </w:pPr>
       <w:r>
         <w:rPr>
-          <w:rFonts w:ascii="Arial" w:hAnsi="Arial" w:eastAsia="Hiragino Sans GB"/>
+          <w:rFonts w:ascii="宋体" w:hAnsi="宋体" w:eastAsia="宋体" w:cs="宋体"/>
           <w:sz w:val="20"/>
           <w:szCs w:val="20"/>
           <w:lang w:val="en-US" w:eastAsia="zh-CN"/>
@@ -1506,12 +1864,30 @@
       </w:pPr>
       <w:r>
         <w:rPr>
-          <w:rFonts w:ascii="Arial" w:hAnsi="Arial" w:eastAsia="Hiragino Sans GB"/>
-          <w:sz w:val="20"/>
-          <w:szCs w:val="20"/>
-          <w:lang w:val="en-US" w:eastAsia="zh-CN"/>
-        </w:rPr>
-        <w:t>英文文件：cannery-gray8-px48-boundery.png</w:t>
+          <w:rFonts w:ascii="宋体" w:hAnsi="宋体" w:eastAsia="宋体" w:cs="宋体"/>
+          <w:sz w:val="20"/>
+          <w:szCs w:val="20"/>
+          <w:lang w:val="en-US" w:eastAsia="zh-CN"/>
+        </w:rPr>
+        <w:t>英文文件：cannery-gray</w:t>
+      </w:r>
+      <w:r>
+        <w:rPr>
+          <w:rFonts w:hint="eastAsia" w:ascii="宋体" w:hAnsi="宋体" w:eastAsia="宋体" w:cs="宋体"/>
+          <w:sz w:val="20"/>
+          <w:szCs w:val="20"/>
+          <w:lang w:val="en-US" w:eastAsia="zh-CN"/>
+        </w:rPr>
+        <w:t>9</w:t>
+      </w:r>
+      <w:r>
+        <w:rPr>
+          <w:rFonts w:ascii="宋体" w:hAnsi="宋体" w:eastAsia="宋体" w:cs="宋体"/>
+          <w:sz w:val="20"/>
+          <w:szCs w:val="20"/>
+          <w:lang w:val="en-US" w:eastAsia="zh-CN"/>
+        </w:rPr>
+        <w:t>-px48-boundery.png</w:t>
       </w:r>
     </w:p>
     <w:p>
@@ -1525,7 +1901,7 @@
       </w:pPr>
       <w:r>
         <w:rPr>
-          <w:rFonts w:ascii="Arial" w:hAnsi="Arial" w:eastAsia="Hiragino Sans GB"/>
+          <w:rFonts w:ascii="宋体" w:hAnsi="宋体" w:eastAsia="宋体" w:cs="宋体"/>
           <w:b/>
           <w:color w:val="000000"/>
           <w:sz w:val="26"/>
@@ -1544,7 +1920,7 @@
       </w:pPr>
       <w:r>
         <w:rPr>
-          <w:rFonts w:ascii="Arial" w:hAnsi="Arial" w:eastAsia="Hiragino Sans GB"/>
+          <w:rFonts w:ascii="宋体" w:hAnsi="宋体" w:eastAsia="宋体" w:cs="宋体"/>
           <w:sz w:val="23"/>
           <w:szCs w:val="23"/>
         </w:rPr>
@@ -1552,7 +1928,7 @@
       </w:r>
       <w:r>
         <w:rPr>
-          <w:rFonts w:ascii="Arial" w:hAnsi="Arial" w:eastAsia="Hiragino Sans GB"/>
+          <w:rFonts w:ascii="宋体" w:hAnsi="宋体" w:eastAsia="宋体" w:cs="宋体"/>
           <w:color w:val="C81D31" w:themeColor="accent6" w:themeShade="BF"/>
           <w:kern w:val="0"/>
           <w:sz w:val="22"/>
@@ -1570,7 +1946,7 @@
       </w:pPr>
       <w:r>
         <w:rPr>
-          <w:rFonts w:ascii="Arial" w:hAnsi="Arial" w:eastAsia="Hiragino Sans GB"/>
+          <w:rFonts w:ascii="宋体" w:hAnsi="宋体" w:eastAsia="宋体" w:cs="宋体"/>
           <w:sz w:val="20"/>
           <w:szCs w:val="20"/>
           <w:lang w:val="en-US" w:eastAsia="zh-CN"/>
@@ -1579,7 +1955,7 @@
       </w:r>
       <w:r>
         <w:rPr>
-          <w:rFonts w:hint="eastAsia" w:ascii="Arial" w:hAnsi="Arial" w:eastAsia="Hiragino Sans GB"/>
+          <w:rFonts w:hint="eastAsia" w:ascii="宋体" w:hAnsi="宋体" w:eastAsia="宋体" w:cs="宋体"/>
           <w:sz w:val="20"/>
           <w:szCs w:val="20"/>
           <w:lang w:val="en-US" w:eastAsia="zh-CN"/>
@@ -1588,7 +1964,7 @@
       </w:r>
       <w:r>
         <w:rPr>
-          <w:rFonts w:ascii="Arial" w:hAnsi="Arial" w:eastAsia="Hiragino Sans GB"/>
+          <w:rFonts w:ascii="宋体" w:hAnsi="宋体" w:eastAsia="宋体" w:cs="宋体"/>
           <w:sz w:val="20"/>
           <w:szCs w:val="20"/>
           <w:lang w:val="en-US" w:eastAsia="zh-CN"/>
@@ -1597,7 +1973,7 @@
       </w:r>
       <w:r>
         <w:rPr>
-          <w:rFonts w:hint="eastAsia" w:ascii="Arial" w:hAnsi="Arial" w:eastAsia="Hiragino Sans GB"/>
+          <w:rFonts w:hint="eastAsia" w:ascii="宋体" w:hAnsi="宋体" w:eastAsia="宋体" w:cs="宋体"/>
           <w:sz w:val="20"/>
           <w:szCs w:val="20"/>
           <w:lang w:val="en-US" w:eastAsia="zh-CN"/>
@@ -1606,7 +1982,7 @@
       </w:r>
       <w:r>
         <w:rPr>
-          <w:rFonts w:ascii="Arial" w:hAnsi="Arial" w:eastAsia="Hiragino Sans GB"/>
+          <w:rFonts w:ascii="宋体" w:hAnsi="宋体" w:eastAsia="宋体" w:cs="宋体"/>
           <w:sz w:val="20"/>
           <w:szCs w:val="20"/>
           <w:lang w:val="en-US" w:eastAsia="zh-CN"/>
@@ -1623,7 +1999,7 @@
       </w:pPr>
       <w:r>
         <w:rPr>
-          <w:rFonts w:ascii="Arial" w:hAnsi="Arial" w:eastAsia="Hiragino Sans GB"/>
+          <w:rFonts w:ascii="宋体" w:hAnsi="宋体" w:eastAsia="宋体" w:cs="宋体"/>
           <w:color w:val="30C0B4" w:themeColor="accent5"/>
           <w:sz w:val="22"/>
           <w:szCs w:val="22"/>
@@ -1643,15 +2019,15 @@
         <w:snapToGrid w:val="0"/>
         <w:spacing w:before="0" w:after="90" w:line="276" w:lineRule="auto"/>
         <w:rPr>
-          <w:rFonts w:ascii="Arial" w:hAnsi="Arial" w:eastAsia="Hiragino Sans GB"/>
-          <w:sz w:val="20"/>
-          <w:szCs w:val="20"/>
-          <w:lang w:val="en-US" w:eastAsia="zh-CN"/>
-        </w:rPr>
-      </w:pPr>
-      <w:r>
-        <w:rPr>
-          <w:rFonts w:ascii="Arial" w:hAnsi="Arial" w:eastAsia="Hiragino Sans GB"/>
+          <w:rFonts w:ascii="宋体" w:hAnsi="宋体" w:eastAsia="宋体" w:cs="宋体"/>
+          <w:sz w:val="20"/>
+          <w:szCs w:val="20"/>
+          <w:lang w:val="en-US" w:eastAsia="zh-CN"/>
+        </w:rPr>
+      </w:pPr>
+      <w:r>
+        <w:rPr>
+          <w:rFonts w:ascii="宋体" w:hAnsi="宋体" w:eastAsia="宋体" w:cs="宋体"/>
           <w:sz w:val="20"/>
           <w:szCs w:val="20"/>
           <w:lang w:val="en-US" w:eastAsia="zh-CN"/>
@@ -1665,7 +2041,7 @@
         <w:snapToGrid w:val="0"/>
         <w:spacing w:before="0" w:after="90" w:line="276" w:lineRule="auto"/>
         <w:rPr>
-          <w:rFonts w:hint="default" w:ascii="Arial" w:hAnsi="Arial" w:eastAsia="Hiragino Sans GB"/>
+          <w:rFonts w:hint="default" w:ascii="宋体" w:hAnsi="宋体" w:eastAsia="宋体" w:cs="宋体"/>
           <w:color w:val="00B0F0"/>
           <w:sz w:val="20"/>
           <w:szCs w:val="20"/>
@@ -1674,7 +2050,7 @@
       </w:pPr>
       <w:r>
         <w:rPr>
-          <w:rFonts w:hint="eastAsia" w:ascii="Arial" w:hAnsi="Arial" w:eastAsia="Hiragino Sans GB"/>
+          <w:rFonts w:hint="eastAsia" w:ascii="宋体" w:hAnsi="宋体" w:eastAsia="宋体" w:cs="宋体"/>
           <w:color w:val="00B0F0"/>
           <w:sz w:val="20"/>
           <w:szCs w:val="20"/>
@@ -1684,7 +2060,7 @@
       </w:r>
       <w:r>
         <w:rPr>
-          <w:rFonts w:ascii="Arial" w:hAnsi="Arial" w:eastAsia="Hiragino Sans GB"/>
+          <w:rFonts w:ascii="宋体" w:hAnsi="宋体" w:eastAsia="宋体" w:cs="宋体"/>
           <w:color w:val="00B0F0"/>
           <w:sz w:val="20"/>
           <w:szCs w:val="20"/>
@@ -1694,7 +2070,7 @@
       </w:r>
       <w:r>
         <w:rPr>
-          <w:rFonts w:hint="eastAsia" w:ascii="Arial" w:hAnsi="Arial" w:eastAsia="Hiragino Sans GB"/>
+          <w:rFonts w:hint="eastAsia" w:ascii="宋体" w:hAnsi="宋体" w:eastAsia="宋体" w:cs="宋体"/>
           <w:color w:val="00B0F0"/>
           <w:sz w:val="20"/>
           <w:szCs w:val="20"/>
@@ -1704,7 +2080,7 @@
       </w:r>
       <w:r>
         <w:rPr>
-          <w:rFonts w:ascii="Arial" w:hAnsi="Arial" w:eastAsia="Hiragino Sans GB"/>
+          <w:rFonts w:ascii="宋体" w:hAnsi="宋体" w:eastAsia="宋体" w:cs="宋体"/>
           <w:color w:val="00B0F0"/>
           <w:sz w:val="20"/>
           <w:szCs w:val="20"/>
@@ -1714,7 +2090,7 @@
       </w:r>
       <w:r>
         <w:rPr>
-          <w:rFonts w:hint="eastAsia" w:ascii="Arial" w:hAnsi="Arial" w:eastAsia="Hiragino Sans GB"/>
+          <w:rFonts w:hint="eastAsia" w:ascii="宋体" w:hAnsi="宋体" w:eastAsia="宋体" w:cs="宋体"/>
           <w:color w:val="00B0F0"/>
           <w:sz w:val="20"/>
           <w:szCs w:val="20"/>
@@ -1729,7 +2105,7 @@
         <w:snapToGrid w:val="0"/>
         <w:spacing w:before="0" w:after="90" w:line="276" w:lineRule="auto"/>
         <w:rPr>
-          <w:rFonts w:ascii="Arial" w:hAnsi="Arial" w:eastAsia="Hiragino Sans GB"/>
+          <w:rFonts w:ascii="宋体" w:hAnsi="宋体" w:eastAsia="宋体" w:cs="宋体"/>
           <w:sz w:val="20"/>
           <w:szCs w:val="20"/>
           <w:lang w:val="en-US" w:eastAsia="zh-CN"/>
@@ -1745,7 +2121,7 @@
       </w:pPr>
       <w:r>
         <w:rPr>
-          <w:rFonts w:ascii="Arial" w:hAnsi="Arial" w:eastAsia="Hiragino Sans GB"/>
+          <w:rFonts w:ascii="宋体" w:hAnsi="宋体" w:eastAsia="宋体" w:cs="宋体"/>
           <w:color w:val="30C0B4" w:themeColor="accent5"/>
           <w:sz w:val="22"/>
           <w:szCs w:val="22"/>
@@ -1765,15 +2141,15 @@
         <w:snapToGrid w:val="0"/>
         <w:spacing w:before="0" w:after="90" w:line="276" w:lineRule="auto"/>
         <w:rPr>
-          <w:rFonts w:ascii="Arial" w:hAnsi="Arial" w:eastAsia="Hiragino Sans GB"/>
-          <w:sz w:val="20"/>
-          <w:szCs w:val="20"/>
-          <w:lang w:val="en-US" w:eastAsia="zh-CN"/>
-        </w:rPr>
-      </w:pPr>
-      <w:r>
-        <w:rPr>
-          <w:rFonts w:ascii="Arial" w:hAnsi="Arial" w:eastAsia="Hiragino Sans GB"/>
+          <w:rFonts w:ascii="宋体" w:hAnsi="宋体" w:eastAsia="宋体" w:cs="宋体"/>
+          <w:sz w:val="20"/>
+          <w:szCs w:val="20"/>
+          <w:lang w:val="en-US" w:eastAsia="zh-CN"/>
+        </w:rPr>
+      </w:pPr>
+      <w:r>
+        <w:rPr>
+          <w:rFonts w:ascii="宋体" w:hAnsi="宋体" w:eastAsia="宋体" w:cs="宋体"/>
           <w:sz w:val="20"/>
           <w:szCs w:val="20"/>
           <w:lang w:val="en-US" w:eastAsia="zh-CN"/>
@@ -1787,15 +2163,15 @@
         <w:snapToGrid w:val="0"/>
         <w:spacing w:before="0" w:after="90" w:line="276" w:lineRule="auto"/>
         <w:rPr>
-          <w:rFonts w:hint="default" w:ascii="Arial" w:hAnsi="Arial" w:eastAsia="Hiragino Sans GB"/>
-          <w:sz w:val="20"/>
-          <w:szCs w:val="20"/>
-          <w:lang w:val="en-US" w:eastAsia="zh-CN"/>
-        </w:rPr>
-      </w:pPr>
-      <w:r>
-        <w:rPr>
-          <w:rFonts w:hint="eastAsia" w:ascii="Arial" w:hAnsi="Arial" w:eastAsia="Hiragino Sans GB"/>
+          <w:rFonts w:hint="default" w:ascii="宋体" w:hAnsi="宋体" w:eastAsia="宋体" w:cs="宋体"/>
+          <w:sz w:val="20"/>
+          <w:szCs w:val="20"/>
+          <w:lang w:val="en-US" w:eastAsia="zh-CN"/>
+        </w:rPr>
+      </w:pPr>
+      <w:r>
+        <w:rPr>
+          <w:rFonts w:hint="eastAsia" w:ascii="宋体" w:hAnsi="宋体" w:eastAsia="宋体" w:cs="宋体"/>
           <w:sz w:val="20"/>
           <w:szCs w:val="20"/>
           <w:lang w:val="en-US" w:eastAsia="zh-CN"/>
@@ -1804,7 +2180,7 @@
       </w:r>
       <w:r>
         <w:rPr>
-          <w:rFonts w:ascii="Arial" w:hAnsi="Arial" w:eastAsia="Hiragino Sans GB"/>
+          <w:rFonts w:ascii="宋体" w:hAnsi="宋体" w:eastAsia="宋体" w:cs="宋体"/>
           <w:sz w:val="20"/>
           <w:szCs w:val="20"/>
           <w:lang w:val="en-US" w:eastAsia="zh-CN"/>
@@ -1813,7 +2189,7 @@
       </w:r>
       <w:r>
         <w:rPr>
-          <w:rFonts w:hint="eastAsia" w:ascii="Arial" w:hAnsi="Arial" w:eastAsia="Hiragino Sans GB"/>
+          <w:rFonts w:hint="eastAsia" w:ascii="宋体" w:hAnsi="宋体" w:eastAsia="宋体" w:cs="宋体"/>
           <w:sz w:val="20"/>
           <w:szCs w:val="20"/>
           <w:lang w:val="en-US" w:eastAsia="zh-CN"/>
@@ -1827,7 +2203,7 @@
         <w:snapToGrid w:val="0"/>
         <w:spacing w:before="0" w:after="90" w:line="276" w:lineRule="auto"/>
         <w:rPr>
-          <w:rFonts w:ascii="Arial" w:hAnsi="Arial" w:eastAsia="Hiragino Sans GB"/>
+          <w:rFonts w:ascii="宋体" w:hAnsi="宋体" w:eastAsia="宋体" w:cs="宋体"/>
           <w:sz w:val="20"/>
           <w:szCs w:val="20"/>
           <w:lang w:val="en-US" w:eastAsia="zh-CN"/>
@@ -1843,7 +2219,7 @@
       </w:pPr>
       <w:r>
         <w:rPr>
-          <w:rFonts w:ascii="Arial" w:hAnsi="Arial" w:eastAsia="Hiragino Sans GB"/>
+          <w:rFonts w:ascii="宋体" w:hAnsi="宋体" w:eastAsia="宋体" w:cs="宋体"/>
           <w:color w:val="C81D31" w:themeColor="accent6" w:themeShade="BF"/>
           <w:kern w:val="0"/>
           <w:sz w:val="22"/>
@@ -1861,7 +2237,7 @@
       </w:pPr>
       <w:r>
         <w:rPr>
-          <w:rFonts w:ascii="Arial" w:hAnsi="Arial" w:eastAsia="Hiragino Sans GB"/>
+          <w:rFonts w:ascii="宋体" w:hAnsi="宋体" w:eastAsia="宋体" w:cs="宋体"/>
           <w:sz w:val="20"/>
           <w:szCs w:val="20"/>
           <w:lang w:val="en-US" w:eastAsia="zh-CN"/>
@@ -1880,7 +2256,7 @@
       </w:pPr>
       <w:r>
         <w:rPr>
-          <w:rFonts w:ascii="Arial" w:hAnsi="Arial" w:eastAsia="Hiragino Sans GB"/>
+          <w:rFonts w:ascii="宋体" w:hAnsi="宋体" w:eastAsia="宋体" w:cs="宋体"/>
           <w:b/>
           <w:color w:val="000000"/>
           <w:sz w:val="26"/>
@@ -1902,7 +2278,7 @@
       </w:pPr>
       <w:r>
         <w:rPr>
-          <w:rFonts w:ascii="Arial" w:hAnsi="Arial" w:eastAsia="Hiragino Sans GB"/>
+          <w:rFonts w:ascii="宋体" w:hAnsi="宋体" w:eastAsia="宋体" w:cs="宋体"/>
           <w:sz w:val="20"/>
           <w:szCs w:val="20"/>
           <w:lang w:val="en-US" w:eastAsia="zh-CN"/>
@@ -1914,7 +2290,7 @@
       </w:r>
       <w:r>
         <w:rPr>
-          <w:rFonts w:ascii="Arial" w:hAnsi="Arial" w:eastAsia="Hiragino Sans GB"/>
+          <w:rFonts w:ascii="宋体" w:hAnsi="宋体" w:eastAsia="宋体" w:cs="宋体"/>
           <w:sz w:val="20"/>
           <w:szCs w:val="20"/>
           <w:lang w:val="en-US" w:eastAsia="zh-CN"/>
@@ -2030,7 +2406,7 @@
       </w:pPr>
       <w:r>
         <w:rPr>
-          <w:rFonts w:ascii="Arial" w:hAnsi="Arial" w:eastAsia="Hiragino Sans GB"/>
+          <w:rFonts w:ascii="宋体" w:hAnsi="宋体" w:eastAsia="宋体" w:cs="宋体"/>
           <w:sz w:val="20"/>
           <w:szCs w:val="20"/>
           <w:lang w:val="en-US" w:eastAsia="zh-CN"/>
@@ -2047,7 +2423,7 @@
       </w:pPr>
       <w:r>
         <w:rPr>
-          <w:rFonts w:ascii="Arial" w:hAnsi="Arial" w:eastAsia="Hiragino Sans GB"/>
+          <w:rFonts w:ascii="宋体" w:hAnsi="宋体" w:eastAsia="宋体" w:cs="宋体"/>
           <w:sz w:val="20"/>
           <w:szCs w:val="20"/>
           <w:lang w:val="en-US" w:eastAsia="zh-CN"/>
@@ -2064,7 +2440,7 @@
       </w:pPr>
       <w:r>
         <w:rPr>
-          <w:rFonts w:ascii="Arial" w:hAnsi="Arial" w:eastAsia="Hiragino Sans GB"/>
+          <w:rFonts w:ascii="宋体" w:hAnsi="宋体" w:eastAsia="宋体" w:cs="宋体"/>
           <w:sz w:val="20"/>
           <w:szCs w:val="20"/>
           <w:lang w:val="en-US" w:eastAsia="zh-CN"/>
@@ -2081,13 +2457,13 @@
         <w:snapToGrid w:val="0"/>
         <w:spacing w:before="180" w:after="180" w:line="276" w:lineRule="auto"/>
         <w:rPr>
-          <w:rFonts w:hint="eastAsia" w:eastAsia="Hiragino Sans GB"/>
+          <w:rFonts w:hint="eastAsia" w:ascii="宋体" w:hAnsi="宋体" w:eastAsia="宋体" w:cs="宋体"/>
           <w:lang w:eastAsia="zh-CN"/>
         </w:rPr>
       </w:pPr>
       <w:r>
         <w:rPr>
-          <w:rFonts w:hint="eastAsia"/>
+          <w:rFonts w:hint="eastAsia" w:ascii="宋体" w:hAnsi="宋体" w:eastAsia="宋体" w:cs="宋体"/>
           <w:b/>
           <w:color w:val="000000"/>
           <w:sz w:val="26"/>
@@ -2104,7 +2480,7 @@
         <w:snapToGrid w:val="0"/>
         <w:spacing w:before="0" w:after="50" w:line="276" w:lineRule="auto"/>
         <w:rPr>
-          <w:rFonts w:ascii="Arial" w:hAnsi="Arial" w:eastAsia="Hiragino Sans GB"/>
+          <w:rFonts w:ascii="宋体" w:hAnsi="宋体" w:eastAsia="宋体" w:cs="宋体"/>
           <w:color w:val="30C0B4" w:themeColor="accent5"/>
           <w:sz w:val="22"/>
           <w:szCs w:val="22"/>
@@ -2118,7 +2494,7 @@
       </w:pPr>
       <w:r>
         <w:rPr>
-          <w:rFonts w:ascii="Arial" w:hAnsi="Arial" w:eastAsia="Hiragino Sans GB"/>
+          <w:rFonts w:ascii="宋体" w:hAnsi="宋体" w:eastAsia="宋体" w:cs="宋体"/>
           <w:color w:val="30C0B4" w:themeColor="accent5"/>
           <w:sz w:val="22"/>
           <w:szCs w:val="22"/>
@@ -2139,7 +2515,7 @@
         <w:snapToGrid w:val="0"/>
         <w:spacing w:before="0" w:after="50" w:line="276" w:lineRule="auto"/>
         <w:rPr>
-          <w:rFonts w:hint="default" w:ascii="Arial" w:hAnsi="Arial" w:eastAsia="Hiragino Sans GB"/>
+          <w:rFonts w:hint="default" w:ascii="宋体" w:hAnsi="宋体" w:eastAsia="宋体" w:cs="宋体"/>
           <w:color w:val="E54C5E" w:themeColor="accent6"/>
           <w:sz w:val="22"/>
           <w:szCs w:val="22"/>
@@ -2153,7 +2529,7 @@
       </w:pPr>
       <w:r>
         <w:rPr>
-          <w:rFonts w:hint="eastAsia" w:ascii="Arial" w:hAnsi="Arial" w:eastAsia="Hiragino Sans GB"/>
+          <w:rFonts w:hint="eastAsia" w:ascii="宋体" w:hAnsi="宋体" w:eastAsia="宋体" w:cs="宋体"/>
           <w:color w:val="E54C5E" w:themeColor="accent6"/>
           <w:sz w:val="22"/>
           <w:szCs w:val="22"/>
@@ -2173,51 +2549,31 @@
         <w:snapToGrid w:val="0"/>
         <w:spacing w:before="0" w:after="90" w:line="276" w:lineRule="auto"/>
         <w:rPr>
-          <w:rFonts w:ascii="Arial" w:hAnsi="Arial" w:eastAsia="Hiragino Sans GB"/>
-          <w:sz w:val="20"/>
-          <w:szCs w:val="20"/>
-          <w:lang w:val="en-US" w:eastAsia="zh-CN"/>
-        </w:rPr>
-      </w:pPr>
-      <w:r>
-        <w:rPr>
-          <w:rFonts w:ascii="Arial" w:hAnsi="Arial" w:eastAsia="Hiragino Sans GB"/>
-          <w:sz w:val="20"/>
-          <w:szCs w:val="20"/>
-          <w:lang w:val="en-US" w:eastAsia="zh-CN"/>
-        </w:rPr>
-        <w:t>记录包括 Gemini 的复测波动、Perplexity g7 的 answer / repeat 误读。Orbit 中文出现“不用回答”“不要求答”，英文g3把 command 读成 screenshot，均作为误读</w:t>
-      </w:r>
-    </w:p>
-    <w:p>
-      <w:pPr>
-        <w:keepLines/>
-        <w:snapToGrid w:val="0"/>
-        <w:spacing w:before="0" w:after="90" w:line="276" w:lineRule="auto"/>
-        <w:rPr>
-          <w:rFonts w:hint="default" w:ascii="Arial" w:hAnsi="Arial" w:eastAsia="Hiragino Sans GB"/>
-          <w:sz w:val="20"/>
-          <w:szCs w:val="20"/>
-          <w:lang w:val="en-US" w:eastAsia="zh-CN"/>
-        </w:rPr>
-      </w:pPr>
-      <w:r>
-        <w:rPr>
-          <w:rFonts w:hint="eastAsia" w:ascii="Arial" w:hAnsi="Arial" w:eastAsia="Hiragino Sans GB"/>
-          <w:sz w:val="20"/>
-          <w:szCs w:val="20"/>
-          <w:lang w:val="en-US" w:eastAsia="zh-CN"/>
-        </w:rPr>
-        <w:t>测到g9，g10，g11的时候，每当识别2次成功后，第三次必定失败，但是第四次成功，第五次可能概率成功，暂时认定为是LLM概率生成的问题，g12为稳定成功</w:t>
-      </w:r>
-    </w:p>
-    <w:p>
-      <w:pPr>
-        <w:keepLines/>
-        <w:snapToGrid w:val="0"/>
-        <w:spacing w:before="0" w:after="90" w:line="276" w:lineRule="auto"/>
-        <w:rPr>
-          <w:rFonts w:hint="default" w:ascii="Arial" w:hAnsi="Arial" w:eastAsia="Hiragino Sans GB"/>
+          <w:rFonts w:hint="default" w:ascii="宋体" w:hAnsi="宋体" w:eastAsia="宋体" w:cs="宋体"/>
+          <w:sz w:val="20"/>
+          <w:szCs w:val="20"/>
+          <w:lang w:val="en-US" w:eastAsia="zh-CN"/>
+        </w:rPr>
+      </w:pPr>
+      <w:r>
+        <w:rPr>
+          <w:rFonts w:hint="eastAsia" w:ascii="宋体" w:hAnsi="宋体" w:eastAsia="宋体" w:cs="宋体"/>
+          <w:sz w:val="20"/>
+          <w:szCs w:val="20"/>
+          <w:lang w:val="en-US" w:eastAsia="zh-CN"/>
+        </w:rPr>
+        <w:t>在英文测试，测到g9，g10，g11的时候，每当识别2次成功后，第三次必定失败，但是第四次成功，第五次可能概率成功，暂时观察到周期性识读波动，具体原因有待进一步验证，g12为稳定成功点。</w:t>
+      </w:r>
+      <w:bookmarkStart w:id="0" w:name="_GoBack"/>
+      <w:bookmarkEnd w:id="0"/>
+    </w:p>
+    <w:p>
+      <w:pPr>
+        <w:keepLines/>
+        <w:snapToGrid w:val="0"/>
+        <w:spacing w:before="0" w:after="90" w:line="276" w:lineRule="auto"/>
+        <w:rPr>
+          <w:rFonts w:hint="default" w:ascii="宋体" w:hAnsi="宋体" w:eastAsia="宋体" w:cs="宋体"/>
           <w:sz w:val="20"/>
           <w:szCs w:val="20"/>
           <w:lang w:val="en-US" w:eastAsia="zh-CN"/>
@@ -2239,7 +2595,7 @@
   <w:docDefaults>
     <w:rPrDefault>
       <w:rPr>
-        <w:rFonts w:ascii="Times New Roman" w:hAnsi="Times New Roman" w:eastAsia="宋体" w:cs="Times New Roman"/>
+        <w:rFonts w:ascii="宋体" w:hAnsi="宋体" w:eastAsia="宋体" w:cs="宋体"/>
       </w:rPr>
     </w:rPrDefault>
     <w:pPrDefault/>
@@ -2503,7 +2859,7 @@
       <w:jc w:val="both"/>
     </w:pPr>
     <w:rPr>
-      <w:rFonts w:asciiTheme="minorHAnsi" w:hAnsiTheme="minorHAnsi" w:eastAsiaTheme="minorEastAsia" w:cstheme="minorBidi"/>
+      <w:rFonts w:ascii="宋体" w:hAnsi="宋体" w:eastAsia="宋体" w:cs="宋体"/>
       <w:kern w:val="2"/>
       <w:sz w:val="21"/>
       <w:szCs w:val="24"/>
@@ -2522,7 +2878,7 @@
       <w:outlineLvl w:val="0"/>
     </w:pPr>
     <w:rPr>
-      <w:rFonts w:ascii="Arial" w:hAnsi="Arial" w:eastAsia="Hiragino Sans GB" w:cs="Times New Roman"/>
+      <w:rFonts w:ascii="宋体" w:hAnsi="宋体" w:eastAsia="宋体" w:cs="宋体"/>
       <w:b/>
       <w:color w:val="000000"/>
       <w:sz w:val="26"/>
@@ -2541,17 +2897,17 @@
       <w:outlineLvl w:val="1"/>
     </w:pPr>
     <w:rPr>
-      <w:rFonts w:ascii="Arial" w:hAnsi="Arial" w:eastAsia="Hiragino Sans GB" w:cs="Times New Roman"/>
+      <w:rFonts w:ascii="宋体" w:hAnsi="宋体" w:eastAsia="宋体" w:cs="宋体"/>
       <w:sz w:val="23"/>
       <w:szCs w:val="23"/>
     </w:rPr>
   </w:style>
-  <w:style w:type="character" w:default="1" w:styleId="7">
+  <w:style w:type="character" w:default="1" w:styleId="8">
     <w:name w:val="Default Paragraph Font"/>
     <w:semiHidden/>
     <w:uiPriority w:val="0"/>
   </w:style>
-  <w:style w:type="table" w:default="1" w:styleId="6">
+  <w:style w:type="table" w:default="1" w:styleId="7">
     <w:name w:val="Normal Table"/>
     <w:semiHidden/>
     <w:uiPriority w:val="0"/>
@@ -2590,7 +2946,7 @@
       <w:jc w:val="left"/>
     </w:pPr>
     <w:rPr>
-      <w:rFonts w:ascii="Courier New" w:hAnsi="Courier New" w:cs="Courier New"/>
+      <w:rFonts w:ascii="宋体" w:hAnsi="宋体" w:eastAsia="宋体" w:cs="宋体"/>
       <w:kern w:val="0"/>
       <w:sz w:val="20"/>
       <w:szCs w:val="20"/>
@@ -2598,6 +2954,21 @@
     </w:rPr>
   </w:style>
   <w:style w:type="paragraph" w:styleId="5">
+    <w:name w:val="Normal (Web)"/>
+    <w:basedOn w:val="1"/>
+    <w:uiPriority w:val="0"/>
+    <w:pPr>
+      <w:spacing w:before="0" w:beforeAutospacing="1" w:after="0" w:afterAutospacing="1"/>
+      <w:ind w:left="0" w:right="0"/>
+      <w:jc w:val="left"/>
+    </w:pPr>
+    <w:rPr>
+      <w:kern w:val="0"/>
+      <w:sz w:val="24"/>
+      <w:lang w:val="en-US" w:eastAsia="zh-CN" w:bidi="ar"/>
+    </w:rPr>
+  </w:style>
+  <w:style w:type="paragraph" w:styleId="6">
     <w:name w:val="Title"/>
     <w:qFormat/>
     <w:uiPriority w:val="0"/>
@@ -2608,19 +2979,28 @@
       <w:spacing w:before="0" w:after="180" w:line="276" w:lineRule="auto"/>
     </w:pPr>
     <w:rPr>
-      <w:rFonts w:ascii="Arial" w:hAnsi="Arial" w:eastAsia="Hiragino Sans GB" w:cs="Times New Roman"/>
+      <w:rFonts w:ascii="宋体" w:hAnsi="宋体" w:eastAsia="宋体" w:cs="宋体"/>
       <w:b/>
       <w:sz w:val="32"/>
       <w:szCs w:val="32"/>
       <w:lang w:val="en-US" w:eastAsia="zh-CN"/>
     </w:rPr>
   </w:style>
-  <w:style w:type="character" w:styleId="8">
-    <w:name w:val="HTML Code"/>
-    <w:basedOn w:val="7"/>
+  <w:style w:type="character" w:styleId="9">
+    <w:name w:val="Strong"/>
+    <w:basedOn w:val="8"/>
+    <w:qFormat/>
     <w:uiPriority w:val="0"/>
     <w:rPr>
-      <w:rFonts w:ascii="Courier New" w:hAnsi="Courier New"/>
+      <w:b/>
+    </w:rPr>
+  </w:style>
+  <w:style w:type="character" w:styleId="10">
+    <w:name w:val="HTML Code"/>
+    <w:basedOn w:val="8"/>
+    <w:uiPriority w:val="0"/>
+    <w:rPr>
+      <w:rFonts w:ascii="宋体" w:hAnsi="宋体" w:eastAsia="宋体" w:cs="宋体"/>
       <w:sz w:val="20"/>
     </w:rPr>
   </w:style>
